--- a/Doctrines docs/Master Plan/EGAL_Master_Implementation_Plan_v1.2.0.docx
+++ b/Doctrines docs/Master Plan/EGAL_Master_Implementation_Plan_v1.2.0.docx
@@ -19,7 +19,107 @@
           <w:sz w:val="20"/>
           <w:szCs w:val="20"/>
         </w:rPr>
-        <w:t>KẾ HOẠCH TRIỂN KHAI THỐNG NHẤT — AUTHORITATIVE</w:t>
+        <w:t>K</w:t>
+      </w:r>
+      <w:r>
+        <w:rPr>
+          <w:b/>
+          <w:bCs/>
+          <w:color w:val="1F4E79"/>
+          <w:sz w:val="20"/>
+          <w:szCs w:val="20"/>
+        </w:rPr>
+        <w:t>Ế</w:t>
+      </w:r>
+      <w:r>
+        <w:rPr>
+          <w:b/>
+          <w:bCs/>
+          <w:color w:val="1F4E79"/>
+          <w:sz w:val="20"/>
+          <w:szCs w:val="20"/>
+        </w:rPr>
+        <w:t xml:space="preserve"> HO</w:t>
+      </w:r>
+      <w:r>
+        <w:rPr>
+          <w:b/>
+          <w:bCs/>
+          <w:color w:val="1F4E79"/>
+          <w:sz w:val="20"/>
+          <w:szCs w:val="20"/>
+        </w:rPr>
+        <w:t>Ạ</w:t>
+      </w:r>
+      <w:r>
+        <w:rPr>
+          <w:b/>
+          <w:bCs/>
+          <w:color w:val="1F4E79"/>
+          <w:sz w:val="20"/>
+          <w:szCs w:val="20"/>
+        </w:rPr>
+        <w:t>CH TRI</w:t>
+      </w:r>
+      <w:r>
+        <w:rPr>
+          <w:b/>
+          <w:bCs/>
+          <w:color w:val="1F4E79"/>
+          <w:sz w:val="20"/>
+          <w:szCs w:val="20"/>
+        </w:rPr>
+        <w:t>Ể</w:t>
+      </w:r>
+      <w:r>
+        <w:rPr>
+          <w:b/>
+          <w:bCs/>
+          <w:color w:val="1F4E79"/>
+          <w:sz w:val="20"/>
+          <w:szCs w:val="20"/>
+        </w:rPr>
+        <w:t>N KHAI TH</w:t>
+      </w:r>
+      <w:r>
+        <w:rPr>
+          <w:b/>
+          <w:bCs/>
+          <w:color w:val="1F4E79"/>
+          <w:sz w:val="20"/>
+          <w:szCs w:val="20"/>
+        </w:rPr>
+        <w:t>Ố</w:t>
+      </w:r>
+      <w:r>
+        <w:rPr>
+          <w:b/>
+          <w:bCs/>
+          <w:color w:val="1F4E79"/>
+          <w:sz w:val="20"/>
+          <w:szCs w:val="20"/>
+        </w:rPr>
+        <w:t>NG NH</w:t>
+      </w:r>
+      <w:r>
+        <w:rPr>
+          <w:b/>
+          <w:bCs/>
+          <w:color w:val="1F4E79"/>
+          <w:sz w:val="20"/>
+          <w:szCs w:val="20"/>
+        </w:rPr>
+        <w:t>Ấ</w:t>
+      </w:r>
+      <w:r>
+        <w:rPr>
+          <w:b/>
+          <w:bCs/>
+          <w:color w:val="1F4E79"/>
+          <w:sz w:val="20"/>
+          <w:szCs w:val="20"/>
+        </w:rPr>
+        <w:t>T — AUTHORITATIVE</w:t>
       </w:r>
     </w:p>
     <w:p>
@@ -81,7 +181,67 @@
           <w:sz w:val="20"/>
           <w:szCs w:val="20"/>
         </w:rPr>
-        <w:t>Gộp SEC Impl + CED Adoption + OPD  •  + phản biện code-level (async bind, assert order, worker lock)</w:t>
+        <w:t>G</w:t>
+      </w:r>
+      <w:r>
+        <w:rPr>
+          <w:i/>
+          <w:iCs/>
+          <w:color w:val="404040"/>
+          <w:sz w:val="20"/>
+          <w:szCs w:val="20"/>
+        </w:rPr>
+        <w:t>ộ</w:t>
+      </w:r>
+      <w:r>
+        <w:rPr>
+          <w:i/>
+          <w:iCs/>
+          <w:color w:val="404040"/>
+          <w:sz w:val="20"/>
+          <w:szCs w:val="20"/>
+        </w:rPr>
+        <w:t>p SEC Impl + CED Adoption + OPD  •  + ph</w:t>
+      </w:r>
+      <w:r>
+        <w:rPr>
+          <w:i/>
+          <w:iCs/>
+          <w:color w:val="404040"/>
+          <w:sz w:val="20"/>
+          <w:szCs w:val="20"/>
+        </w:rPr>
+        <w:t>ả</w:t>
+      </w:r>
+      <w:r>
+        <w:rPr>
+          <w:i/>
+          <w:iCs/>
+          <w:color w:val="404040"/>
+          <w:sz w:val="20"/>
+          <w:szCs w:val="20"/>
+        </w:rPr>
+        <w:t>n bi</w:t>
+      </w:r>
+      <w:r>
+        <w:rPr>
+          <w:i/>
+          <w:iCs/>
+          <w:color w:val="404040"/>
+          <w:sz w:val="20"/>
+          <w:szCs w:val="20"/>
+        </w:rPr>
+        <w:t>ệ</w:t>
+      </w:r>
+      <w:r>
+        <w:rPr>
+          <w:i/>
+          <w:iCs/>
+          <w:color w:val="404040"/>
+          <w:sz w:val="20"/>
+          <w:szCs w:val="20"/>
+        </w:rPr>
+        <w:t>n code-level (async bind, assert order, worker lock)</w:t>
       </w:r>
     </w:p>
     <w:tbl>
@@ -144,7 +304,27 @@
                 <w:sz w:val="20"/>
                 <w:szCs w:val="20"/>
               </w:rPr>
-              <w:t>Trạng thái</w:t>
+              <w:t>Tr</w:t>
+            </w:r>
+            <w:r>
+              <w:rPr>
+                <w:b/>
+                <w:bCs/>
+                <w:color w:val="FFFFFF"/>
+                <w:sz w:val="20"/>
+                <w:szCs w:val="20"/>
+              </w:rPr>
+              <w:t>ạ</w:t>
+            </w:r>
+            <w:r>
+              <w:rPr>
+                <w:b/>
+                <w:bCs/>
+                <w:color w:val="FFFFFF"/>
+                <w:sz w:val="20"/>
+                <w:szCs w:val="20"/>
+              </w:rPr>
+              <w:t>ng thái</w:t>
             </w:r>
           </w:p>
         </w:tc>
@@ -257,7 +437,39 @@
                 <w:sz w:val="20"/>
                 <w:szCs w:val="20"/>
               </w:rPr>
-              <w:t>W1: correlation FIRST + asyncHandler bind rule; W2: Assert Order security; W4: SKIP LOCKED multi-worker; §0 phản biện log</w:t>
+              <w:t>W1: correlation FIRST + asyncHandler bind rule; W2: Assert Order security; W4: SKIP LOCKED multi-worker; §0 ph</w:t>
+            </w:r>
+            <w:r>
+              <w:rPr>
+                <w:color w:val="000000"/>
+                <w:sz w:val="20"/>
+                <w:szCs w:val="20"/>
+              </w:rPr>
+              <w:t>ả</w:t>
+            </w:r>
+            <w:r>
+              <w:rPr>
+                <w:color w:val="000000"/>
+                <w:sz w:val="20"/>
+                <w:szCs w:val="20"/>
+              </w:rPr>
+              <w:t>n bi</w:t>
+            </w:r>
+            <w:r>
+              <w:rPr>
+                <w:color w:val="000000"/>
+                <w:sz w:val="20"/>
+                <w:szCs w:val="20"/>
+              </w:rPr>
+              <w:t>ệ</w:t>
+            </w:r>
+            <w:r>
+              <w:rPr>
+                <w:color w:val="000000"/>
+                <w:sz w:val="20"/>
+                <w:szCs w:val="20"/>
+              </w:rPr>
+              <w:t>n log</w:t>
             </w:r>
           </w:p>
         </w:tc>
@@ -301,7 +513,27 @@
                 <w:sz w:val="20"/>
                 <w:szCs w:val="20"/>
               </w:rPr>
-              <w:t>SSOT Doctrine (giữ)</w:t>
+              <w:t>SSOT Doctrine (gi</w:t>
+            </w:r>
+            <w:r>
+              <w:rPr>
+                <w:b/>
+                <w:bCs/>
+                <w:color w:val="FFFFFF"/>
+                <w:sz w:val="20"/>
+                <w:szCs w:val="20"/>
+              </w:rPr>
+              <w:t>ữ</w:t>
+            </w:r>
+            <w:r>
+              <w:rPr>
+                <w:b/>
+                <w:bCs/>
+                <w:color w:val="FFFFFF"/>
+                <w:sz w:val="20"/>
+                <w:szCs w:val="20"/>
+              </w:rPr>
+              <w:t>)</w:t>
             </w:r>
           </w:p>
         </w:tc>
@@ -378,7 +610,27 @@
                 <w:sz w:val="20"/>
                 <w:szCs w:val="20"/>
               </w:rPr>
-              <w:t>Xung đột</w:t>
+              <w:t>Xung đ</w:t>
+            </w:r>
+            <w:r>
+              <w:rPr>
+                <w:b/>
+                <w:bCs/>
+                <w:color w:val="FFFFFF"/>
+                <w:sz w:val="20"/>
+                <w:szCs w:val="20"/>
+              </w:rPr>
+              <w:t>ộ</w:t>
+            </w:r>
+            <w:r>
+              <w:rPr>
+                <w:b/>
+                <w:bCs/>
+                <w:color w:val="FFFFFF"/>
+                <w:sz w:val="20"/>
+                <w:szCs w:val="20"/>
+              </w:rPr>
+              <w:t>t</w:t>
             </w:r>
           </w:p>
         </w:tc>
@@ -411,7 +663,135 @@
                 <w:sz w:val="20"/>
                 <w:szCs w:val="20"/>
               </w:rPr>
-              <w:t>Sequence/PR → Master thắng. Nội dung bảo mật/lỗi/nghiệp vụ → Doctrine thắng.</w:t>
+              <w:t>Sequence/PR → Master th</w:t>
+            </w:r>
+            <w:r>
+              <w:rPr>
+                <w:color w:val="000000"/>
+                <w:sz w:val="20"/>
+                <w:szCs w:val="20"/>
+              </w:rPr>
+              <w:t>ắ</w:t>
+            </w:r>
+            <w:r>
+              <w:rPr>
+                <w:color w:val="000000"/>
+                <w:sz w:val="20"/>
+                <w:szCs w:val="20"/>
+              </w:rPr>
+              <w:t>ng. N</w:t>
+            </w:r>
+            <w:r>
+              <w:rPr>
+                <w:color w:val="000000"/>
+                <w:sz w:val="20"/>
+                <w:szCs w:val="20"/>
+              </w:rPr>
+              <w:t>ộ</w:t>
+            </w:r>
+            <w:r>
+              <w:rPr>
+                <w:color w:val="000000"/>
+                <w:sz w:val="20"/>
+                <w:szCs w:val="20"/>
+              </w:rPr>
+              <w:t>i dung b</w:t>
+            </w:r>
+            <w:r>
+              <w:rPr>
+                <w:color w:val="000000"/>
+                <w:sz w:val="20"/>
+                <w:szCs w:val="20"/>
+              </w:rPr>
+              <w:t>ả</w:t>
+            </w:r>
+            <w:r>
+              <w:rPr>
+                <w:color w:val="000000"/>
+                <w:sz w:val="20"/>
+                <w:szCs w:val="20"/>
+              </w:rPr>
+              <w:t>o m</w:t>
+            </w:r>
+            <w:r>
+              <w:rPr>
+                <w:color w:val="000000"/>
+                <w:sz w:val="20"/>
+                <w:szCs w:val="20"/>
+              </w:rPr>
+              <w:t>ậ</w:t>
+            </w:r>
+            <w:r>
+              <w:rPr>
+                <w:color w:val="000000"/>
+                <w:sz w:val="20"/>
+                <w:szCs w:val="20"/>
+              </w:rPr>
+              <w:t>t/l</w:t>
+            </w:r>
+            <w:r>
+              <w:rPr>
+                <w:color w:val="000000"/>
+                <w:sz w:val="20"/>
+                <w:szCs w:val="20"/>
+              </w:rPr>
+              <w:t>ỗ</w:t>
+            </w:r>
+            <w:r>
+              <w:rPr>
+                <w:color w:val="000000"/>
+                <w:sz w:val="20"/>
+                <w:szCs w:val="20"/>
+              </w:rPr>
+              <w:t>i/nghi</w:t>
+            </w:r>
+            <w:r>
+              <w:rPr>
+                <w:color w:val="000000"/>
+                <w:sz w:val="20"/>
+                <w:szCs w:val="20"/>
+              </w:rPr>
+              <w:t>ệ</w:t>
+            </w:r>
+            <w:r>
+              <w:rPr>
+                <w:color w:val="000000"/>
+                <w:sz w:val="20"/>
+                <w:szCs w:val="20"/>
+              </w:rPr>
+              <w:t>p v</w:t>
+            </w:r>
+            <w:r>
+              <w:rPr>
+                <w:color w:val="000000"/>
+                <w:sz w:val="20"/>
+                <w:szCs w:val="20"/>
+              </w:rPr>
+              <w:t>ụ</w:t>
+            </w:r>
+            <w:r>
+              <w:rPr>
+                <w:color w:val="000000"/>
+                <w:sz w:val="20"/>
+                <w:szCs w:val="20"/>
+              </w:rPr>
+              <w:t xml:space="preserve"> → Doctrine th</w:t>
+            </w:r>
+            <w:r>
+              <w:rPr>
+                <w:color w:val="000000"/>
+                <w:sz w:val="20"/>
+                <w:szCs w:val="20"/>
+              </w:rPr>
+              <w:t>ắ</w:t>
+            </w:r>
+            <w:r>
+              <w:rPr>
+                <w:color w:val="000000"/>
+                <w:sz w:val="20"/>
+                <w:szCs w:val="20"/>
+              </w:rPr>
+              <w:t>ng.</w:t>
             </w:r>
           </w:p>
         </w:tc>
@@ -430,7 +810,49 @@
           <w:sz w:val="20"/>
           <w:szCs w:val="20"/>
         </w:rPr>
-        <w:t>0. Tiếp thu phản biện → v1.2</w:t>
+        <w:t>0. Ti</w:t>
+      </w:r>
+      <w:r>
+        <w:rPr>
+          <w:sz w:val="20"/>
+          <w:szCs w:val="20"/>
+        </w:rPr>
+        <w:t>ế</w:t>
+      </w:r>
+      <w:r>
+        <w:rPr>
+          <w:sz w:val="20"/>
+          <w:szCs w:val="20"/>
+        </w:rPr>
+        <w:t>p thu ph</w:t>
+      </w:r>
+      <w:r>
+        <w:rPr>
+          <w:sz w:val="20"/>
+          <w:szCs w:val="20"/>
+        </w:rPr>
+        <w:t>ả</w:t>
+      </w:r>
+      <w:r>
+        <w:rPr>
+          <w:sz w:val="20"/>
+          <w:szCs w:val="20"/>
+        </w:rPr>
+        <w:t>n bi</w:t>
+      </w:r>
+      <w:r>
+        <w:rPr>
+          <w:sz w:val="20"/>
+          <w:szCs w:val="20"/>
+        </w:rPr>
+        <w:t>ệ</w:t>
+      </w:r>
+      <w:r>
+        <w:rPr>
+          <w:sz w:val="20"/>
+          <w:szCs w:val="20"/>
+        </w:rPr>
+        <w:t>n → v1.2</w:t>
       </w:r>
     </w:p>
     <w:p>
@@ -446,7 +868,35 @@
           <w:sz w:val="20"/>
           <w:szCs w:val="20"/>
         </w:rPr>
-        <w:t>0.1. Giữ nguyên (Pros đã chốt)</w:t>
+        <w:t>0.1. Gi</w:t>
+      </w:r>
+      <w:r>
+        <w:rPr>
+          <w:sz w:val="20"/>
+          <w:szCs w:val="20"/>
+        </w:rPr>
+        <w:t>ữ</w:t>
+      </w:r>
+      <w:r>
+        <w:rPr>
+          <w:sz w:val="20"/>
+          <w:szCs w:val="20"/>
+        </w:rPr>
+        <w:t xml:space="preserve"> nguyên (Pros đã ch</w:t>
+      </w:r>
+      <w:r>
+        <w:rPr>
+          <w:sz w:val="20"/>
+          <w:szCs w:val="20"/>
+        </w:rPr>
+        <w:t>ố</w:t>
+      </w:r>
+      <w:r>
+        <w:rPr>
+          <w:sz w:val="20"/>
+          <w:szCs w:val="20"/>
+        </w:rPr>
+        <w:t>t)</w:t>
       </w:r>
     </w:p>
     <w:p>
@@ -530,7 +980,21 @@
           <w:sz w:val="20"/>
           <w:szCs w:val="20"/>
         </w:rPr>
-        <w:t>codes/*.js zero business import (chống circular).</w:t>
+        <w:t>codes/*.js zero business import (ch</w:t>
+      </w:r>
+      <w:r>
+        <w:rPr>
+          <w:sz w:val="20"/>
+          <w:szCs w:val="20"/>
+        </w:rPr>
+        <w:t>ố</w:t>
+      </w:r>
+      <w:r>
+        <w:rPr>
+          <w:sz w:val="20"/>
+          <w:szCs w:val="20"/>
+        </w:rPr>
+        <w:t>ng circular).</w:t>
       </w:r>
     </w:p>
     <w:p>
@@ -546,7 +1010,77 @@
           <w:sz w:val="20"/>
           <w:szCs w:val="20"/>
         </w:rPr>
-        <w:t>0.2. Bổ sung code-level (phản biện thực chiến)</w:t>
+        <w:t>0.2. B</w:t>
+      </w:r>
+      <w:r>
+        <w:rPr>
+          <w:sz w:val="20"/>
+          <w:szCs w:val="20"/>
+        </w:rPr>
+        <w:t>ổ</w:t>
+      </w:r>
+      <w:r>
+        <w:rPr>
+          <w:sz w:val="20"/>
+          <w:szCs w:val="20"/>
+        </w:rPr>
+        <w:t xml:space="preserve"> sung code-level (ph</w:t>
+      </w:r>
+      <w:r>
+        <w:rPr>
+          <w:sz w:val="20"/>
+          <w:szCs w:val="20"/>
+        </w:rPr>
+        <w:t>ả</w:t>
+      </w:r>
+      <w:r>
+        <w:rPr>
+          <w:sz w:val="20"/>
+          <w:szCs w:val="20"/>
+        </w:rPr>
+        <w:t>n bi</w:t>
+      </w:r>
+      <w:r>
+        <w:rPr>
+          <w:sz w:val="20"/>
+          <w:szCs w:val="20"/>
+        </w:rPr>
+        <w:t>ệ</w:t>
+      </w:r>
+      <w:r>
+        <w:rPr>
+          <w:sz w:val="20"/>
+          <w:szCs w:val="20"/>
+        </w:rPr>
+        <w:t>n th</w:t>
+      </w:r>
+      <w:r>
+        <w:rPr>
+          <w:sz w:val="20"/>
+          <w:szCs w:val="20"/>
+        </w:rPr>
+        <w:t>ự</w:t>
+      </w:r>
+      <w:r>
+        <w:rPr>
+          <w:sz w:val="20"/>
+          <w:szCs w:val="20"/>
+        </w:rPr>
+        <w:t>c chi</w:t>
+      </w:r>
+      <w:r>
+        <w:rPr>
+          <w:sz w:val="20"/>
+          <w:szCs w:val="20"/>
+        </w:rPr>
+        <w:t>ế</w:t>
+      </w:r>
+      <w:r>
+        <w:rPr>
+          <w:sz w:val="20"/>
+          <w:szCs w:val="20"/>
+        </w:rPr>
+        <w:t>n)</w:t>
       </w:r>
     </w:p>
     <w:tbl>
@@ -609,7 +1143,27 @@
                 <w:sz w:val="20"/>
                 <w:szCs w:val="20"/>
               </w:rPr>
-              <w:t>Điểm</w:t>
+              <w:t>Đi</w:t>
+            </w:r>
+            <w:r>
+              <w:rPr>
+                <w:b/>
+                <w:bCs/>
+                <w:color w:val="FFFFFF"/>
+                <w:sz w:val="20"/>
+                <w:szCs w:val="20"/>
+              </w:rPr>
+              <w:t>ể</w:t>
+            </w:r>
+            <w:r>
+              <w:rPr>
+                <w:b/>
+                <w:bCs/>
+                <w:color w:val="FFFFFF"/>
+                <w:sz w:val="20"/>
+                <w:szCs w:val="20"/>
+              </w:rPr>
+              <w:t>m</w:t>
             </w:r>
           </w:p>
         </w:tc>
@@ -645,7 +1199,27 @@
                 <w:sz w:val="20"/>
                 <w:szCs w:val="20"/>
               </w:rPr>
-              <w:t>Chốt vào Plan v1.2</w:t>
+              <w:t>Ch</w:t>
+            </w:r>
+            <w:r>
+              <w:rPr>
+                <w:b/>
+                <w:bCs/>
+                <w:color w:val="FFFFFF"/>
+                <w:sz w:val="20"/>
+                <w:szCs w:val="20"/>
+              </w:rPr>
+              <w:t>ố</w:t>
+            </w:r>
+            <w:r>
+              <w:rPr>
+                <w:b/>
+                <w:bCs/>
+                <w:color w:val="FFFFFF"/>
+                <w:sz w:val="20"/>
+                <w:szCs w:val="20"/>
+              </w:rPr>
+              <w:t>t vào Plan v1.2</w:t>
             </w:r>
           </w:p>
         </w:tc>
@@ -721,7 +1295,39 @@
                 <w:sz w:val="20"/>
                 <w:szCs w:val="20"/>
               </w:rPr>
-              <w:t>Controller = plain object / arrow export; cấm class method chưa bind. asyncHandler(fn) không .bind(this) ngầm.</w:t>
+              <w:t>Controller = plain object / arrow export; c</w:t>
+            </w:r>
+            <w:r>
+              <w:rPr>
+                <w:color w:val="000000"/>
+                <w:sz w:val="20"/>
+                <w:szCs w:val="20"/>
+              </w:rPr>
+              <w:t>ấ</w:t>
+            </w:r>
+            <w:r>
+              <w:rPr>
+                <w:color w:val="000000"/>
+                <w:sz w:val="20"/>
+                <w:szCs w:val="20"/>
+              </w:rPr>
+              <w:t>m class method chưa bind. asyncHandler(fn) không .bind(this) ng</w:t>
+            </w:r>
+            <w:r>
+              <w:rPr>
+                <w:color w:val="000000"/>
+                <w:sz w:val="20"/>
+                <w:szCs w:val="20"/>
+              </w:rPr>
+              <w:t>ầ</w:t>
+            </w:r>
+            <w:r>
+              <w:rPr>
+                <w:color w:val="000000"/>
+                <w:sz w:val="20"/>
+                <w:szCs w:val="20"/>
+              </w:rPr>
+              <w:t>m.</w:t>
             </w:r>
           </w:p>
         </w:tc>
@@ -797,7 +1403,119 @@
                 <w:sz w:val="20"/>
                 <w:szCs w:val="20"/>
               </w:rPr>
-              <w:t>correlation middleware (sinh UUID nếu thiếu header) mount TRƯỚC mọi route/mw khác — kể cả 404 &amp; auth fail sớm.</w:t>
+              <w:t>correlation middleware (sinh UUID n</w:t>
+            </w:r>
+            <w:r>
+              <w:rPr>
+                <w:color w:val="000000"/>
+                <w:sz w:val="20"/>
+                <w:szCs w:val="20"/>
+              </w:rPr>
+              <w:t>ế</w:t>
+            </w:r>
+            <w:r>
+              <w:rPr>
+                <w:color w:val="000000"/>
+                <w:sz w:val="20"/>
+                <w:szCs w:val="20"/>
+              </w:rPr>
+              <w:t>u thi</w:t>
+            </w:r>
+            <w:r>
+              <w:rPr>
+                <w:color w:val="000000"/>
+                <w:sz w:val="20"/>
+                <w:szCs w:val="20"/>
+              </w:rPr>
+              <w:t>ế</w:t>
+            </w:r>
+            <w:r>
+              <w:rPr>
+                <w:color w:val="000000"/>
+                <w:sz w:val="20"/>
+                <w:szCs w:val="20"/>
+              </w:rPr>
+              <w:t>u header) mount TRƯ</w:t>
+            </w:r>
+            <w:r>
+              <w:rPr>
+                <w:color w:val="000000"/>
+                <w:sz w:val="20"/>
+                <w:szCs w:val="20"/>
+              </w:rPr>
+              <w:t>Ớ</w:t>
+            </w:r>
+            <w:r>
+              <w:rPr>
+                <w:color w:val="000000"/>
+                <w:sz w:val="20"/>
+                <w:szCs w:val="20"/>
+              </w:rPr>
+              <w:t>C m</w:t>
+            </w:r>
+            <w:r>
+              <w:rPr>
+                <w:color w:val="000000"/>
+                <w:sz w:val="20"/>
+                <w:szCs w:val="20"/>
+              </w:rPr>
+              <w:t>ọ</w:t>
+            </w:r>
+            <w:r>
+              <w:rPr>
+                <w:color w:val="000000"/>
+                <w:sz w:val="20"/>
+                <w:szCs w:val="20"/>
+              </w:rPr>
+              <w:t>i route/mw khác — k</w:t>
+            </w:r>
+            <w:r>
+              <w:rPr>
+                <w:color w:val="000000"/>
+                <w:sz w:val="20"/>
+                <w:szCs w:val="20"/>
+              </w:rPr>
+              <w:t>ể</w:t>
+            </w:r>
+            <w:r>
+              <w:rPr>
+                <w:color w:val="000000"/>
+                <w:sz w:val="20"/>
+                <w:szCs w:val="20"/>
+              </w:rPr>
+              <w:t xml:space="preserve"> c</w:t>
+            </w:r>
+            <w:r>
+              <w:rPr>
+                <w:color w:val="000000"/>
+                <w:sz w:val="20"/>
+                <w:szCs w:val="20"/>
+              </w:rPr>
+              <w:t>ả</w:t>
+            </w:r>
+            <w:r>
+              <w:rPr>
+                <w:color w:val="000000"/>
+                <w:sz w:val="20"/>
+                <w:szCs w:val="20"/>
+              </w:rPr>
+              <w:t xml:space="preserve"> 404 &amp; auth fail s</w:t>
+            </w:r>
+            <w:r>
+              <w:rPr>
+                <w:color w:val="000000"/>
+                <w:sz w:val="20"/>
+                <w:szCs w:val="20"/>
+              </w:rPr>
+              <w:t>ớ</w:t>
+            </w:r>
+            <w:r>
+              <w:rPr>
+                <w:color w:val="000000"/>
+                <w:sz w:val="20"/>
+                <w:szCs w:val="20"/>
+              </w:rPr>
+              <w:t>m.</w:t>
             </w:r>
           </w:p>
         </w:tc>
@@ -873,7 +1591,23 @@
                 <w:sz w:val="20"/>
                 <w:szCs w:val="20"/>
               </w:rPr>
-              <w:t>Credential → Account lock → Account pending → Tenant pending. Không lộ tenant/account state khi sai password.</w:t>
+              <w:t>Credential → Account lock → Account pending → Tenant pending. Không l</w:t>
+            </w:r>
+            <w:r>
+              <w:rPr>
+                <w:color w:val="000000"/>
+                <w:sz w:val="20"/>
+                <w:szCs w:val="20"/>
+              </w:rPr>
+              <w:t>ộ</w:t>
+            </w:r>
+            <w:r>
+              <w:rPr>
+                <w:color w:val="000000"/>
+                <w:sz w:val="20"/>
+                <w:szCs w:val="20"/>
+              </w:rPr>
+              <w:t xml:space="preserve"> tenant/account state khi sai password.</w:t>
             </w:r>
           </w:p>
         </w:tc>
@@ -949,7 +1683,23 @@
                 <w:sz w:val="20"/>
                 <w:szCs w:val="20"/>
               </w:rPr>
-              <w:t>PENDING claim: transaction + FOR UPDATE SKIP LOCKED (Postgres) / tương đương — chống double-send multi-instance.</w:t>
+              <w:t>PENDING claim: transaction + FOR UPDATE SKIP LOCKED (Postgres) / tương đương — ch</w:t>
+            </w:r>
+            <w:r>
+              <w:rPr>
+                <w:color w:val="000000"/>
+                <w:sz w:val="20"/>
+                <w:szCs w:val="20"/>
+              </w:rPr>
+              <w:t>ố</w:t>
+            </w:r>
+            <w:r>
+              <w:rPr>
+                <w:color w:val="000000"/>
+                <w:sz w:val="20"/>
+                <w:szCs w:val="20"/>
+              </w:rPr>
+              <w:t>ng double-send multi-instance.</w:t>
             </w:r>
           </w:p>
         </w:tc>
@@ -968,7 +1718,35 @@
           <w:sz w:val="20"/>
           <w:szCs w:val="20"/>
         </w:rPr>
-        <w:t>1. Tuyên bố gộp &amp; supersede</w:t>
+        <w:t>1. Tuyên b</w:t>
+      </w:r>
+      <w:r>
+        <w:rPr>
+          <w:sz w:val="20"/>
+          <w:szCs w:val="20"/>
+        </w:rPr>
+        <w:t>ố</w:t>
+      </w:r>
+      <w:r>
+        <w:rPr>
+          <w:sz w:val="20"/>
+          <w:szCs w:val="20"/>
+        </w:rPr>
+        <w:t xml:space="preserve"> g</w:t>
+      </w:r>
+      <w:r>
+        <w:rPr>
+          <w:sz w:val="20"/>
+          <w:szCs w:val="20"/>
+        </w:rPr>
+        <w:t>ộ</w:t>
+      </w:r>
+      <w:r>
+        <w:rPr>
+          <w:sz w:val="20"/>
+          <w:szCs w:val="20"/>
+        </w:rPr>
+        <w:t>p &amp; supersede</w:t>
       </w:r>
     </w:p>
     <w:p>
@@ -984,7 +1762,77 @@
           <w:sz w:val="20"/>
           <w:szCs w:val="20"/>
         </w:rPr>
-        <w:t>Một lịch thi công duy nhất cho mọi va chạm Backend/src (errors, auth edge, onboarding, policy, tenant, harden, delegation). SEC Impl + CED Impl + Master v1.0/v1.1 → archive.</w:t>
+        <w:t>M</w:t>
+      </w:r>
+      <w:r>
+        <w:rPr>
+          <w:sz w:val="20"/>
+          <w:szCs w:val="20"/>
+        </w:rPr>
+        <w:t>ộ</w:t>
+      </w:r>
+      <w:r>
+        <w:rPr>
+          <w:sz w:val="20"/>
+          <w:szCs w:val="20"/>
+        </w:rPr>
+        <w:t>t l</w:t>
+      </w:r>
+      <w:r>
+        <w:rPr>
+          <w:sz w:val="20"/>
+          <w:szCs w:val="20"/>
+        </w:rPr>
+        <w:t>ị</w:t>
+      </w:r>
+      <w:r>
+        <w:rPr>
+          <w:sz w:val="20"/>
+          <w:szCs w:val="20"/>
+        </w:rPr>
+        <w:t>ch thi công duy nh</w:t>
+      </w:r>
+      <w:r>
+        <w:rPr>
+          <w:sz w:val="20"/>
+          <w:szCs w:val="20"/>
+        </w:rPr>
+        <w:t>ấ</w:t>
+      </w:r>
+      <w:r>
+        <w:rPr>
+          <w:sz w:val="20"/>
+          <w:szCs w:val="20"/>
+        </w:rPr>
+        <w:t>t cho m</w:t>
+      </w:r>
+      <w:r>
+        <w:rPr>
+          <w:sz w:val="20"/>
+          <w:szCs w:val="20"/>
+        </w:rPr>
+        <w:t>ọ</w:t>
+      </w:r>
+      <w:r>
+        <w:rPr>
+          <w:sz w:val="20"/>
+          <w:szCs w:val="20"/>
+        </w:rPr>
+        <w:t>i va ch</w:t>
+      </w:r>
+      <w:r>
+        <w:rPr>
+          <w:sz w:val="20"/>
+          <w:szCs w:val="20"/>
+        </w:rPr>
+        <w:t>ạ</w:t>
+      </w:r>
+      <w:r>
+        <w:rPr>
+          <w:sz w:val="20"/>
+          <w:szCs w:val="20"/>
+        </w:rPr>
+        <w:t>m Backend/src (errors, auth edge, onboarding, policy, tenant, harden, delegation). SEC Impl + CED Impl + Master v1.0/v1.1 → archive.</w:t>
       </w:r>
     </w:p>
     <w:p>
@@ -1127,7 +1975,27 @@
                 <w:sz w:val="20"/>
                 <w:szCs w:val="20"/>
               </w:rPr>
-              <w:t>Tài liệu</w:t>
+              <w:t>Tài li</w:t>
+            </w:r>
+            <w:r>
+              <w:rPr>
+                <w:b/>
+                <w:bCs/>
+                <w:color w:val="FFFFFF"/>
+                <w:sz w:val="20"/>
+                <w:szCs w:val="20"/>
+              </w:rPr>
+              <w:t>ệ</w:t>
+            </w:r>
+            <w:r>
+              <w:rPr>
+                <w:b/>
+                <w:bCs/>
+                <w:color w:val="FFFFFF"/>
+                <w:sz w:val="20"/>
+                <w:szCs w:val="20"/>
+              </w:rPr>
+              <w:t>u</w:t>
             </w:r>
           </w:p>
         </w:tc>
@@ -1163,7 +2031,27 @@
                 <w:sz w:val="20"/>
                 <w:szCs w:val="20"/>
               </w:rPr>
-              <w:t>Loại</w:t>
+              <w:t>Lo</w:t>
+            </w:r>
+            <w:r>
+              <w:rPr>
+                <w:b/>
+                <w:bCs/>
+                <w:color w:val="FFFFFF"/>
+                <w:sz w:val="20"/>
+                <w:szCs w:val="20"/>
+              </w:rPr>
+              <w:t>ạ</w:t>
+            </w:r>
+            <w:r>
+              <w:rPr>
+                <w:b/>
+                <w:bCs/>
+                <w:color w:val="FFFFFF"/>
+                <w:sz w:val="20"/>
+                <w:szCs w:val="20"/>
+              </w:rPr>
+              <w:t>i</w:t>
             </w:r>
           </w:p>
         </w:tc>
@@ -1275,7 +2163,23 @@
                 <w:sz w:val="20"/>
                 <w:szCs w:val="20"/>
               </w:rPr>
-              <w:t>SSOT nguyên tắc</w:t>
+              <w:t>SSOT nguyên t</w:t>
+            </w:r>
+            <w:r>
+              <w:rPr>
+                <w:color w:val="000000"/>
+                <w:sz w:val="20"/>
+                <w:szCs w:val="20"/>
+              </w:rPr>
+              <w:t>ắ</w:t>
+            </w:r>
+            <w:r>
+              <w:rPr>
+                <w:color w:val="000000"/>
+                <w:sz w:val="20"/>
+                <w:szCs w:val="20"/>
+              </w:rPr>
+              <w:t>c</w:t>
             </w:r>
           </w:p>
         </w:tc>
@@ -1308,7 +2212,23 @@
                 <w:sz w:val="20"/>
                 <w:szCs w:val="20"/>
               </w:rPr>
-              <w:t>Đọc khi code</w:t>
+              <w:t>Đ</w:t>
+            </w:r>
+            <w:r>
+              <w:rPr>
+                <w:color w:val="000000"/>
+                <w:sz w:val="20"/>
+                <w:szCs w:val="20"/>
+              </w:rPr>
+              <w:t>ọ</w:t>
+            </w:r>
+            <w:r>
+              <w:rPr>
+                <w:color w:val="000000"/>
+                <w:sz w:val="20"/>
+                <w:szCs w:val="20"/>
+              </w:rPr>
+              <w:t>c khi code</w:t>
             </w:r>
           </w:p>
         </w:tc>
@@ -1524,7 +2444,23 @@
                 <w:sz w:val="20"/>
                 <w:szCs w:val="20"/>
               </w:rPr>
-              <w:t>Thay bằng v1.2.0</w:t>
+              <w:t>Thay b</w:t>
+            </w:r>
+            <w:r>
+              <w:rPr>
+                <w:color w:val="000000"/>
+                <w:sz w:val="20"/>
+                <w:szCs w:val="20"/>
+              </w:rPr>
+              <w:t>ằ</w:t>
+            </w:r>
+            <w:r>
+              <w:rPr>
+                <w:color w:val="000000"/>
+                <w:sz w:val="20"/>
+                <w:szCs w:val="20"/>
+              </w:rPr>
+              <w:t>ng v1.2.0</w:t>
             </w:r>
           </w:p>
         </w:tc>
@@ -1634,7 +2570,23 @@
                 <w:sz w:val="20"/>
                 <w:szCs w:val="20"/>
               </w:rPr>
-              <w:t>Lịch + PR + exit + code-level locks</w:t>
+              <w:t>L</w:t>
+            </w:r>
+            <w:r>
+              <w:rPr>
+                <w:color w:val="000000"/>
+                <w:sz w:val="20"/>
+                <w:szCs w:val="20"/>
+              </w:rPr>
+              <w:t>ị</w:t>
+            </w:r>
+            <w:r>
+              <w:rPr>
+                <w:color w:val="000000"/>
+                <w:sz w:val="20"/>
+                <w:szCs w:val="20"/>
+              </w:rPr>
+              <w:t>ch + PR + exit + code-level locks</w:t>
             </w:r>
           </w:p>
         </w:tc>
@@ -1653,7 +2605,21 @@
           <w:sz w:val="20"/>
           <w:szCs w:val="20"/>
         </w:rPr>
-        <w:t>3. As-is Backend/src (tóm tắt)</w:t>
+        <w:t>3. As-is Backend/src (tóm t</w:t>
+      </w:r>
+      <w:r>
+        <w:rPr>
+          <w:sz w:val="20"/>
+          <w:szCs w:val="20"/>
+        </w:rPr>
+        <w:t>ắ</w:t>
+      </w:r>
+      <w:r>
+        <w:rPr>
+          <w:sz w:val="20"/>
+          <w:szCs w:val="20"/>
+        </w:rPr>
+        <w:t>t)</w:t>
       </w:r>
     </w:p>
     <w:p>
@@ -1695,7 +2661,49 @@
           <w:sz w:val="20"/>
           <w:szCs w:val="20"/>
         </w:rPr>
-        <w:t>Gap: shared/errors chưa vào repo; multi wire; req.user id lệch; routes placeholder; chưa policy/lock extract; tenant ≠ status gate; async→handler chưa đảm bảo; PENDING worker chưa an toàn cluster.</w:t>
+        <w:t>Gap: shared/errors chưa vào repo; multi wire; req.user id l</w:t>
+      </w:r>
+      <w:r>
+        <w:rPr>
+          <w:sz w:val="20"/>
+          <w:szCs w:val="20"/>
+        </w:rPr>
+        <w:t>ệ</w:t>
+      </w:r>
+      <w:r>
+        <w:rPr>
+          <w:sz w:val="20"/>
+          <w:szCs w:val="20"/>
+        </w:rPr>
+        <w:t>ch; routes placeholder; chưa policy/lock extract; tenant ≠ status gate; async→handler chưa đ</w:t>
+      </w:r>
+      <w:r>
+        <w:rPr>
+          <w:sz w:val="20"/>
+          <w:szCs w:val="20"/>
+        </w:rPr>
+        <w:t>ả</w:t>
+      </w:r>
+      <w:r>
+        <w:rPr>
+          <w:sz w:val="20"/>
+          <w:szCs w:val="20"/>
+        </w:rPr>
+        <w:t>m b</w:t>
+      </w:r>
+      <w:r>
+        <w:rPr>
+          <w:sz w:val="20"/>
+          <w:szCs w:val="20"/>
+        </w:rPr>
+        <w:t>ả</w:t>
+      </w:r>
+      <w:r>
+        <w:rPr>
+          <w:sz w:val="20"/>
+          <w:szCs w:val="20"/>
+        </w:rPr>
+        <w:t>o; PENDING worker chưa an toàn cluster.</w:t>
       </w:r>
     </w:p>
     <w:p>
@@ -1711,7 +2719,21 @@
           <w:sz w:val="20"/>
           <w:szCs w:val="20"/>
         </w:rPr>
-        <w:t>4. Nguyên tắc locked</w:t>
+        <w:t>4. Nguyên t</w:t>
+      </w:r>
+      <w:r>
+        <w:rPr>
+          <w:sz w:val="20"/>
+          <w:szCs w:val="20"/>
+        </w:rPr>
+        <w:t>ắ</w:t>
+      </w:r>
+      <w:r>
+        <w:rPr>
+          <w:sz w:val="20"/>
+          <w:szCs w:val="20"/>
+        </w:rPr>
+        <w:t>c locked</w:t>
       </w:r>
     </w:p>
     <w:p>
@@ -1753,7 +2775,21 @@
           <w:sz w:val="20"/>
           <w:szCs w:val="20"/>
         </w:rPr>
-        <w:t>Q2 file header + Handoff mỗi wave.</w:t>
+        <w:t>Q2 file header + Handoff m</w:t>
+      </w:r>
+      <w:r>
+        <w:rPr>
+          <w:sz w:val="20"/>
+          <w:szCs w:val="20"/>
+        </w:rPr>
+        <w:t>ỗ</w:t>
+      </w:r>
+      <w:r>
+        <w:rPr>
+          <w:sz w:val="20"/>
+          <w:szCs w:val="20"/>
+        </w:rPr>
+        <w:t>i wave.</w:t>
       </w:r>
     </w:p>
     <w:p>
@@ -1775,7 +2811,21 @@
           <w:szCs w:val="20"/>
         </w:rPr>
         <w:lastRenderedPageBreak/>
-        <w:t>Chỉ Master schedule — không sprint SEC-only song song.</w:t>
+        <w:t>Ch</w:t>
+      </w:r>
+      <w:r>
+        <w:rPr>
+          <w:sz w:val="20"/>
+          <w:szCs w:val="20"/>
+        </w:rPr>
+        <w:t>ỉ</w:t>
+      </w:r>
+      <w:r>
+        <w:rPr>
+          <w:sz w:val="20"/>
+          <w:szCs w:val="20"/>
+        </w:rPr>
+        <w:t xml:space="preserve"> Master schedule — không sprint SEC-only song song.</w:t>
       </w:r>
     </w:p>
     <w:p>
@@ -1854,7 +2904,21 @@
           <w:sz w:val="20"/>
           <w:szCs w:val="20"/>
         </w:rPr>
-        <w:t>5. Ánh xạ plan cũ → Wave</w:t>
+        <w:t>5. Ánh x</w:t>
+      </w:r>
+      <w:r>
+        <w:rPr>
+          <w:sz w:val="20"/>
+          <w:szCs w:val="20"/>
+        </w:rPr>
+        <w:t>ạ</w:t>
+      </w:r>
+      <w:r>
+        <w:rPr>
+          <w:sz w:val="20"/>
+          <w:szCs w:val="20"/>
+        </w:rPr>
+        <w:t xml:space="preserve"> plan cũ → Wave</w:t>
       </w:r>
     </w:p>
     <w:tbl>
@@ -1918,7 +2982,27 @@
                 <w:sz w:val="20"/>
                 <w:szCs w:val="20"/>
               </w:rPr>
-              <w:t>Nguồn</w:t>
+              <w:t>Ngu</w:t>
+            </w:r>
+            <w:r>
+              <w:rPr>
+                <w:b/>
+                <w:bCs/>
+                <w:color w:val="FFFFFF"/>
+                <w:sz w:val="20"/>
+                <w:szCs w:val="20"/>
+              </w:rPr>
+              <w:t>ồ</w:t>
+            </w:r>
+            <w:r>
+              <w:rPr>
+                <w:b/>
+                <w:bCs/>
+                <w:color w:val="FFFFFF"/>
+                <w:sz w:val="20"/>
+                <w:szCs w:val="20"/>
+              </w:rPr>
+              <w:t>n</w:t>
             </w:r>
           </w:p>
         </w:tc>
@@ -2663,7 +3747,21 @@
           <w:sz w:val="20"/>
           <w:szCs w:val="20"/>
         </w:rPr>
-        <w:t>6. Waves chi tiết (execution-hardened)</w:t>
+        <w:t>6. Waves chi ti</w:t>
+      </w:r>
+      <w:r>
+        <w:rPr>
+          <w:sz w:val="20"/>
+          <w:szCs w:val="20"/>
+        </w:rPr>
+        <w:t>ế</w:t>
+      </w:r>
+      <w:r>
+        <w:rPr>
+          <w:sz w:val="20"/>
+          <w:szCs w:val="20"/>
+        </w:rPr>
+        <w:t>t (execution-hardened)</w:t>
       </w:r>
     </w:p>
     <w:p>
@@ -2763,7 +3861,21 @@
           <w:sz w:val="20"/>
           <w:szCs w:val="20"/>
         </w:rPr>
-        <w:t>Không sửa app.js.</w:t>
+        <w:t>Không s</w:t>
+      </w:r>
+      <w:r>
+        <w:rPr>
+          <w:sz w:val="20"/>
+          <w:szCs w:val="20"/>
+        </w:rPr>
+        <w:t>ử</w:t>
+      </w:r>
+      <w:r>
+        <w:rPr>
+          <w:sz w:val="20"/>
+          <w:szCs w:val="20"/>
+        </w:rPr>
+        <w:t>a app.js.</w:t>
       </w:r>
     </w:p>
     <w:p>
@@ -2800,7 +3912,21 @@
           <w:sz w:val="20"/>
           <w:szCs w:val="20"/>
         </w:rPr>
-        <w:t>Wave 1 — Edge unify ⭐ (~1–2 ngày)</w:t>
+        <w:t xml:space="preserve">Wave 1 — Edge unify </w:t>
+      </w:r>
+      <w:r>
+        <w:rPr>
+          <w:sz w:val="20"/>
+          <w:szCs w:val="20"/>
+        </w:rPr>
+        <w:t>⭐</w:t>
+      </w:r>
+      <w:r>
+        <w:rPr>
+          <w:sz w:val="20"/>
+          <w:szCs w:val="20"/>
+        </w:rPr>
+        <w:t xml:space="preserve"> (~1–2 ngày)</w:t>
       </w:r>
     </w:p>
     <w:p>
@@ -2818,7 +3944,43 @@
           <w:sz w:val="20"/>
           <w:szCs w:val="20"/>
         </w:rPr>
-        <w:t>Gộp SEC-1A + CED-2 + OPD routes. Mọi throw sau này rơi đúng Global Handler.</w:t>
+        <w:t>G</w:t>
+      </w:r>
+      <w:r>
+        <w:rPr>
+          <w:i/>
+          <w:iCs/>
+          <w:sz w:val="20"/>
+          <w:szCs w:val="20"/>
+        </w:rPr>
+        <w:t>ộ</w:t>
+      </w:r>
+      <w:r>
+        <w:rPr>
+          <w:i/>
+          <w:iCs/>
+          <w:sz w:val="20"/>
+          <w:szCs w:val="20"/>
+        </w:rPr>
+        <w:t>p SEC-1A + CED-2 + OPD routes. M</w:t>
+      </w:r>
+      <w:r>
+        <w:rPr>
+          <w:i/>
+          <w:iCs/>
+          <w:sz w:val="20"/>
+          <w:szCs w:val="20"/>
+        </w:rPr>
+        <w:t>ọ</w:t>
+      </w:r>
+      <w:r>
+        <w:rPr>
+          <w:i/>
+          <w:iCs/>
+          <w:sz w:val="20"/>
+          <w:szCs w:val="20"/>
+        </w:rPr>
+        <w:t>i throw sau này rơi đúng Global Handler.</w:t>
       </w:r>
     </w:p>
     <w:p>
@@ -2855,7 +4017,91 @@
           <w:sz w:val="20"/>
           <w:szCs w:val="20"/>
         </w:rPr>
-        <w:t>Mount correlation middleware (đọc X-Correlation-Id hoặc sinh UUID, gán req.correlationId) TRƯỚC helmet/cors optional nhưng BẮT BUỘC trước routes, tenantContext slug lookup, auth, rateLimit.</w:t>
+        <w:t>Mount correlation middleware (đ</w:t>
+      </w:r>
+      <w:r>
+        <w:rPr>
+          <w:sz w:val="20"/>
+          <w:szCs w:val="20"/>
+        </w:rPr>
+        <w:t>ọ</w:t>
+      </w:r>
+      <w:r>
+        <w:rPr>
+          <w:sz w:val="20"/>
+          <w:szCs w:val="20"/>
+        </w:rPr>
+        <w:t>c X-Correlation-Id ho</w:t>
+      </w:r>
+      <w:r>
+        <w:rPr>
+          <w:sz w:val="20"/>
+          <w:szCs w:val="20"/>
+        </w:rPr>
+        <w:t>ặ</w:t>
+      </w:r>
+      <w:r>
+        <w:rPr>
+          <w:sz w:val="20"/>
+          <w:szCs w:val="20"/>
+        </w:rPr>
+        <w:t>c sinh UUID, gán req.correlationId) TRƯ</w:t>
+      </w:r>
+      <w:r>
+        <w:rPr>
+          <w:sz w:val="20"/>
+          <w:szCs w:val="20"/>
+        </w:rPr>
+        <w:t>Ớ</w:t>
+      </w:r>
+      <w:r>
+        <w:rPr>
+          <w:sz w:val="20"/>
+          <w:szCs w:val="20"/>
+        </w:rPr>
+        <w:t>C helmet/cors optional nhưng B</w:t>
+      </w:r>
+      <w:r>
+        <w:rPr>
+          <w:sz w:val="20"/>
+          <w:szCs w:val="20"/>
+        </w:rPr>
+        <w:t>Ắ</w:t>
+      </w:r>
+      <w:r>
+        <w:rPr>
+          <w:sz w:val="20"/>
+          <w:szCs w:val="20"/>
+        </w:rPr>
+        <w:t>T BU</w:t>
+      </w:r>
+      <w:r>
+        <w:rPr>
+          <w:sz w:val="20"/>
+          <w:szCs w:val="20"/>
+        </w:rPr>
+        <w:t>Ộ</w:t>
+      </w:r>
+      <w:r>
+        <w:rPr>
+          <w:sz w:val="20"/>
+          <w:szCs w:val="20"/>
+        </w:rPr>
+        <w:t>C trư</w:t>
+      </w:r>
+      <w:r>
+        <w:rPr>
+          <w:sz w:val="20"/>
+          <w:szCs w:val="20"/>
+        </w:rPr>
+        <w:t>ớ</w:t>
+      </w:r>
+      <w:r>
+        <w:rPr>
+          <w:sz w:val="20"/>
+          <w:szCs w:val="20"/>
+        </w:rPr>
+        <w:t>c routes, tenantContext slug lookup, auth, rateLimit.</w:t>
       </w:r>
     </w:p>
     <w:p>
@@ -2876,7 +4122,105 @@
           <w:sz w:val="20"/>
           <w:szCs w:val="20"/>
         </w:rPr>
-        <w:t>Mọi response lỗi — kể cả 404 Not Found (nếu có handler) và 401 auth sớm — phải mang error.correlationId (CED E5).</w:t>
+        <w:t>M</w:t>
+      </w:r>
+      <w:r>
+        <w:rPr>
+          <w:sz w:val="20"/>
+          <w:szCs w:val="20"/>
+        </w:rPr>
+        <w:t>ọ</w:t>
+      </w:r>
+      <w:r>
+        <w:rPr>
+          <w:sz w:val="20"/>
+          <w:szCs w:val="20"/>
+        </w:rPr>
+        <w:t>i response l</w:t>
+      </w:r>
+      <w:r>
+        <w:rPr>
+          <w:sz w:val="20"/>
+          <w:szCs w:val="20"/>
+        </w:rPr>
+        <w:t>ỗ</w:t>
+      </w:r>
+      <w:r>
+        <w:rPr>
+          <w:sz w:val="20"/>
+          <w:szCs w:val="20"/>
+        </w:rPr>
+        <w:t>i — k</w:t>
+      </w:r>
+      <w:r>
+        <w:rPr>
+          <w:sz w:val="20"/>
+          <w:szCs w:val="20"/>
+        </w:rPr>
+        <w:t>ể</w:t>
+      </w:r>
+      <w:r>
+        <w:rPr>
+          <w:sz w:val="20"/>
+          <w:szCs w:val="20"/>
+        </w:rPr>
+        <w:t xml:space="preserve"> c</w:t>
+      </w:r>
+      <w:r>
+        <w:rPr>
+          <w:sz w:val="20"/>
+          <w:szCs w:val="20"/>
+        </w:rPr>
+        <w:t>ả</w:t>
+      </w:r>
+      <w:r>
+        <w:rPr>
+          <w:sz w:val="20"/>
+          <w:szCs w:val="20"/>
+        </w:rPr>
+        <w:t xml:space="preserve"> 404 Not Found (n</w:t>
+      </w:r>
+      <w:r>
+        <w:rPr>
+          <w:sz w:val="20"/>
+          <w:szCs w:val="20"/>
+        </w:rPr>
+        <w:t>ế</w:t>
+      </w:r>
+      <w:r>
+        <w:rPr>
+          <w:sz w:val="20"/>
+          <w:szCs w:val="20"/>
+        </w:rPr>
+        <w:t>u có handler) và 401 auth s</w:t>
+      </w:r>
+      <w:r>
+        <w:rPr>
+          <w:sz w:val="20"/>
+          <w:szCs w:val="20"/>
+        </w:rPr>
+        <w:t>ớ</w:t>
+      </w:r>
+      <w:r>
+        <w:rPr>
+          <w:sz w:val="20"/>
+          <w:szCs w:val="20"/>
+        </w:rPr>
+        <w:t>m — ph</w:t>
+      </w:r>
+      <w:r>
+        <w:rPr>
+          <w:sz w:val="20"/>
+          <w:szCs w:val="20"/>
+        </w:rPr>
+        <w:t>ả</w:t>
+      </w:r>
+      <w:r>
+        <w:rPr>
+          <w:sz w:val="20"/>
+          <w:szCs w:val="20"/>
+        </w:rPr>
+        <w:t>i mang error.correlationId (CED E5).</w:t>
       </w:r>
     </w:p>
     <w:p>
@@ -2897,7 +4241,21 @@
           <w:sz w:val="20"/>
           <w:szCs w:val="20"/>
         </w:rPr>
-        <w:t>app.js order gợi ý:</w:t>
+        <w:t>app.js order g</w:t>
+      </w:r>
+      <w:r>
+        <w:rPr>
+          <w:sz w:val="20"/>
+          <w:szCs w:val="20"/>
+        </w:rPr>
+        <w:t>ợ</w:t>
+      </w:r>
+      <w:r>
+        <w:rPr>
+          <w:sz w:val="20"/>
+          <w:szCs w:val="20"/>
+        </w:rPr>
+        <w:t>i ý:</w:t>
       </w:r>
     </w:p>
     <w:p>
@@ -3029,7 +4387,21 @@
           <w:sz w:val="20"/>
           <w:szCs w:val="20"/>
         </w:rPr>
-        <w:t>auth.middleware: id = userId, tenant_id = tenantId; giữ field cũ.</w:t>
+        <w:t>auth.middleware: id = userId, tenant_id = tenantId; gi</w:t>
+      </w:r>
+      <w:r>
+        <w:rPr>
+          <w:sz w:val="20"/>
+          <w:szCs w:val="20"/>
+        </w:rPr>
+        <w:t>ữ</w:t>
+      </w:r>
+      <w:r>
+        <w:rPr>
+          <w:sz w:val="20"/>
+          <w:szCs w:val="20"/>
+        </w:rPr>
+        <w:t xml:space="preserve"> field cũ.</w:t>
       </w:r>
     </w:p>
     <w:p>
@@ -3050,7 +4422,35 @@
           <w:sz w:val="20"/>
           <w:szCs w:val="20"/>
         </w:rPr>
-        <w:t>SYSTEM_ADMIN không bắt buộc tenant.</w:t>
+        <w:t>SYSTEM_ADMIN không b</w:t>
+      </w:r>
+      <w:r>
+        <w:rPr>
+          <w:sz w:val="20"/>
+          <w:szCs w:val="20"/>
+        </w:rPr>
+        <w:t>ắ</w:t>
+      </w:r>
+      <w:r>
+        <w:rPr>
+          <w:sz w:val="20"/>
+          <w:szCs w:val="20"/>
+        </w:rPr>
+        <w:t>t bu</w:t>
+      </w:r>
+      <w:r>
+        <w:rPr>
+          <w:sz w:val="20"/>
+          <w:szCs w:val="20"/>
+        </w:rPr>
+        <w:t>ộ</w:t>
+      </w:r>
+      <w:r>
+        <w:rPr>
+          <w:sz w:val="20"/>
+          <w:szCs w:val="20"/>
+        </w:rPr>
+        <w:t>c tenant.</w:t>
       </w:r>
     </w:p>
     <w:p>
@@ -3087,7 +4487,63 @@
           <w:sz w:val="20"/>
           <w:szCs w:val="20"/>
         </w:rPr>
-        <w:t>Một export checkRole; auth.mw re-export role.mw (hoặc ngược lại).</w:t>
+        <w:t>M</w:t>
+      </w:r>
+      <w:r>
+        <w:rPr>
+          <w:sz w:val="20"/>
+          <w:szCs w:val="20"/>
+        </w:rPr>
+        <w:t>ộ</w:t>
+      </w:r>
+      <w:r>
+        <w:rPr>
+          <w:sz w:val="20"/>
+          <w:szCs w:val="20"/>
+        </w:rPr>
+        <w:t>t export checkRole; auth.mw re-export role.mw (ho</w:t>
+      </w:r>
+      <w:r>
+        <w:rPr>
+          <w:sz w:val="20"/>
+          <w:szCs w:val="20"/>
+        </w:rPr>
+        <w:t>ặ</w:t>
+      </w:r>
+      <w:r>
+        <w:rPr>
+          <w:sz w:val="20"/>
+          <w:szCs w:val="20"/>
+        </w:rPr>
+        <w:t>c ngư</w:t>
+      </w:r>
+      <w:r>
+        <w:rPr>
+          <w:sz w:val="20"/>
+          <w:szCs w:val="20"/>
+        </w:rPr>
+        <w:t>ợ</w:t>
+      </w:r>
+      <w:r>
+        <w:rPr>
+          <w:sz w:val="20"/>
+          <w:szCs w:val="20"/>
+        </w:rPr>
+        <w:t>c l</w:t>
+      </w:r>
+      <w:r>
+        <w:rPr>
+          <w:sz w:val="20"/>
+          <w:szCs w:val="20"/>
+        </w:rPr>
+        <w:t>ạ</w:t>
+      </w:r>
+      <w:r>
+        <w:rPr>
+          <w:sz w:val="20"/>
+          <w:szCs w:val="20"/>
+        </w:rPr>
+        <w:t>i).</w:t>
       </w:r>
     </w:p>
     <w:p>
@@ -3166,7 +4622,21 @@
           <w:sz w:val="20"/>
           <w:szCs w:val="20"/>
         </w:rPr>
-        <w:t>Bọc: router.post(path, ...mw, asyncHandler(ctrl.method)).</w:t>
+        <w:t>B</w:t>
+      </w:r>
+      <w:r>
+        <w:rPr>
+          <w:sz w:val="20"/>
+          <w:szCs w:val="20"/>
+        </w:rPr>
+        <w:t>ọ</w:t>
+      </w:r>
+      <w:r>
+        <w:rPr>
+          <w:sz w:val="20"/>
+          <w:szCs w:val="20"/>
+        </w:rPr>
+        <w:t>c: router.post(path, ...mw, asyncHandler(ctrl.method)).</w:t>
       </w:r>
     </w:p>
     <w:p>
@@ -3187,7 +4657,49 @@
           <w:sz w:val="20"/>
           <w:szCs w:val="20"/>
         </w:rPr>
-        <w:t>Controller style BẮT BUỘC plain object hoặc named async function exports — KHÔNG class instance method chưa bind.</w:t>
+        <w:t>Controller style B</w:t>
+      </w:r>
+      <w:r>
+        <w:rPr>
+          <w:sz w:val="20"/>
+          <w:szCs w:val="20"/>
+        </w:rPr>
+        <w:t>Ắ</w:t>
+      </w:r>
+      <w:r>
+        <w:rPr>
+          <w:sz w:val="20"/>
+          <w:szCs w:val="20"/>
+        </w:rPr>
+        <w:t>T BU</w:t>
+      </w:r>
+      <w:r>
+        <w:rPr>
+          <w:sz w:val="20"/>
+          <w:szCs w:val="20"/>
+        </w:rPr>
+        <w:t>Ộ</w:t>
+      </w:r>
+      <w:r>
+        <w:rPr>
+          <w:sz w:val="20"/>
+          <w:szCs w:val="20"/>
+        </w:rPr>
+        <w:t>C plain object ho</w:t>
+      </w:r>
+      <w:r>
+        <w:rPr>
+          <w:sz w:val="20"/>
+          <w:szCs w:val="20"/>
+        </w:rPr>
+        <w:t>ặ</w:t>
+      </w:r>
+      <w:r>
+        <w:rPr>
+          <w:sz w:val="20"/>
+          <w:szCs w:val="20"/>
+        </w:rPr>
+        <w:t>c named async function exports — KHÔNG class instance method chưa bind.</w:t>
       </w:r>
     </w:p>
     <w:p>
@@ -3208,7 +4720,49 @@
           <w:sz w:val="20"/>
           <w:szCs w:val="20"/>
         </w:rPr>
-        <w:t>Nếu legacy class: asyncHandler(ctrl.fn.bind(ctrl)) — ưu tiên refactor plain object (onboarding.controller hiện tại = module.exports functions → OK).</w:t>
+        <w:t>N</w:t>
+      </w:r>
+      <w:r>
+        <w:rPr>
+          <w:sz w:val="20"/>
+          <w:szCs w:val="20"/>
+        </w:rPr>
+        <w:t>ế</w:t>
+      </w:r>
+      <w:r>
+        <w:rPr>
+          <w:sz w:val="20"/>
+          <w:szCs w:val="20"/>
+        </w:rPr>
+        <w:t>u legacy class: asyncHandler(ctrl.fn.bind(ctrl)) — ưu tiên refactor plain object (onboarding.controller hi</w:t>
+      </w:r>
+      <w:r>
+        <w:rPr>
+          <w:sz w:val="20"/>
+          <w:szCs w:val="20"/>
+        </w:rPr>
+        <w:t>ệ</w:t>
+      </w:r>
+      <w:r>
+        <w:rPr>
+          <w:sz w:val="20"/>
+          <w:szCs w:val="20"/>
+        </w:rPr>
+        <w:t>n t</w:t>
+      </w:r>
+      <w:r>
+        <w:rPr>
+          <w:sz w:val="20"/>
+          <w:szCs w:val="20"/>
+        </w:rPr>
+        <w:t>ạ</w:t>
+      </w:r>
+      <w:r>
+        <w:rPr>
+          <w:sz w:val="20"/>
+          <w:szCs w:val="20"/>
+        </w:rPr>
+        <w:t>i = module.exports functions → OK).</w:t>
       </w:r>
     </w:p>
     <w:p>
@@ -3507,7 +5061,49 @@
           <w:sz w:val="20"/>
           <w:szCs w:val="20"/>
         </w:rPr>
-        <w:t>BusinessError 423 → HTTP 423 + correlationId (kể cả khi thiếu header client).</w:t>
+        <w:t>BusinessError 423 → HTTP 423 + correlationId (k</w:t>
+      </w:r>
+      <w:r>
+        <w:rPr>
+          <w:sz w:val="20"/>
+          <w:szCs w:val="20"/>
+        </w:rPr>
+        <w:t>ể</w:t>
+      </w:r>
+      <w:r>
+        <w:rPr>
+          <w:sz w:val="20"/>
+          <w:szCs w:val="20"/>
+        </w:rPr>
+        <w:t xml:space="preserve"> c</w:t>
+      </w:r>
+      <w:r>
+        <w:rPr>
+          <w:sz w:val="20"/>
+          <w:szCs w:val="20"/>
+        </w:rPr>
+        <w:t>ả</w:t>
+      </w:r>
+      <w:r>
+        <w:rPr>
+          <w:sz w:val="20"/>
+          <w:szCs w:val="20"/>
+        </w:rPr>
+        <w:t xml:space="preserve"> khi thi</w:t>
+      </w:r>
+      <w:r>
+        <w:rPr>
+          <w:sz w:val="20"/>
+          <w:szCs w:val="20"/>
+        </w:rPr>
+        <w:t>ế</w:t>
+      </w:r>
+      <w:r>
+        <w:rPr>
+          <w:sz w:val="20"/>
+          <w:szCs w:val="20"/>
+        </w:rPr>
+        <w:t>u header client).</w:t>
       </w:r>
     </w:p>
     <w:p>
@@ -3528,7 +5124,35 @@
           <w:sz w:val="20"/>
           <w:szCs w:val="20"/>
         </w:rPr>
-        <w:t>Auth fail sớm vẫn có correlationId trên body/log.</w:t>
+        <w:t>Auth fail s</w:t>
+      </w:r>
+      <w:r>
+        <w:rPr>
+          <w:sz w:val="20"/>
+          <w:szCs w:val="20"/>
+        </w:rPr>
+        <w:t>ớ</w:t>
+      </w:r>
+      <w:r>
+        <w:rPr>
+          <w:sz w:val="20"/>
+          <w:szCs w:val="20"/>
+        </w:rPr>
+        <w:t>m v</w:t>
+      </w:r>
+      <w:r>
+        <w:rPr>
+          <w:sz w:val="20"/>
+          <w:szCs w:val="20"/>
+        </w:rPr>
+        <w:t>ẫ</w:t>
+      </w:r>
+      <w:r>
+        <w:rPr>
+          <w:sz w:val="20"/>
+          <w:szCs w:val="20"/>
+        </w:rPr>
+        <w:t>n có correlationId trên body/log.</w:t>
       </w:r>
     </w:p>
     <w:p>
@@ -3607,7 +5231,21 @@
           <w:sz w:val="20"/>
           <w:szCs w:val="20"/>
         </w:rPr>
-        <w:t>chore(errors): shared/errors (nếu W0 chưa)</w:t>
+        <w:t>chore(errors): shared/errors (n</w:t>
+      </w:r>
+      <w:r>
+        <w:rPr>
+          <w:sz w:val="20"/>
+          <w:szCs w:val="20"/>
+        </w:rPr>
+        <w:t>ế</w:t>
+      </w:r>
+      <w:r>
+        <w:rPr>
+          <w:sz w:val="20"/>
+          <w:szCs w:val="20"/>
+        </w:rPr>
+        <w:t>u W0 chưa)</w:t>
       </w:r>
     </w:p>
     <w:p>
@@ -3786,7 +5424,21 @@
           <w:sz w:val="20"/>
           <w:szCs w:val="20"/>
         </w:rPr>
-        <w:t>Việc</w:t>
+        <w:t>Vi</w:t>
+      </w:r>
+      <w:r>
+        <w:rPr>
+          <w:sz w:val="20"/>
+          <w:szCs w:val="20"/>
+        </w:rPr>
+        <w:t>ệ</w:t>
+      </w:r>
+      <w:r>
+        <w:rPr>
+          <w:sz w:val="20"/>
+          <w:szCs w:val="20"/>
+        </w:rPr>
+        <w:t>c</w:t>
       </w:r>
     </w:p>
     <w:p>
@@ -3904,7 +5556,79 @@
           <w:sz w:val="20"/>
           <w:szCs w:val="20"/>
         </w:rPr>
-        <w:t>assertCanLogin / login path PHẢI theo thứ tự sau. Vi phạm = fail review W2.</w:t>
+        <w:t>assertCanLogin / login path PH</w:t>
+      </w:r>
+      <w:r>
+        <w:rPr>
+          <w:b/>
+          <w:bCs/>
+          <w:sz w:val="20"/>
+          <w:szCs w:val="20"/>
+        </w:rPr>
+        <w:t>Ả</w:t>
+      </w:r>
+      <w:r>
+        <w:rPr>
+          <w:b/>
+          <w:bCs/>
+          <w:sz w:val="20"/>
+          <w:szCs w:val="20"/>
+        </w:rPr>
+        <w:t>I theo th</w:t>
+      </w:r>
+      <w:r>
+        <w:rPr>
+          <w:b/>
+          <w:bCs/>
+          <w:sz w:val="20"/>
+          <w:szCs w:val="20"/>
+        </w:rPr>
+        <w:t>ứ</w:t>
+      </w:r>
+      <w:r>
+        <w:rPr>
+          <w:b/>
+          <w:bCs/>
+          <w:sz w:val="20"/>
+          <w:szCs w:val="20"/>
+        </w:rPr>
+        <w:t xml:space="preserve"> t</w:t>
+      </w:r>
+      <w:r>
+        <w:rPr>
+          <w:b/>
+          <w:bCs/>
+          <w:sz w:val="20"/>
+          <w:szCs w:val="20"/>
+        </w:rPr>
+        <w:t>ự</w:t>
+      </w:r>
+      <w:r>
+        <w:rPr>
+          <w:b/>
+          <w:bCs/>
+          <w:sz w:val="20"/>
+          <w:szCs w:val="20"/>
+        </w:rPr>
+        <w:t xml:space="preserve"> sau. Vi ph</w:t>
+      </w:r>
+      <w:r>
+        <w:rPr>
+          <w:b/>
+          <w:bCs/>
+          <w:sz w:val="20"/>
+          <w:szCs w:val="20"/>
+        </w:rPr>
+        <w:t>ạ</w:t>
+      </w:r>
+      <w:r>
+        <w:rPr>
+          <w:b/>
+          <w:bCs/>
+          <w:sz w:val="20"/>
+          <w:szCs w:val="20"/>
+        </w:rPr>
+        <w:t>m = fail review W2.</w:t>
       </w:r>
     </w:p>
     <w:p>
@@ -3925,7 +5649,119 @@
           <w:sz w:val="20"/>
           <w:szCs w:val="20"/>
         </w:rPr>
-        <w:t>INVALID_CREDENTIALS (401) — user không tồn tại HOẶC password sai. Message UAT đồng nhất; KHÔNG phân biệt “user không có” vs “sai pass” nếu UAT đang gộp.</w:t>
+        <w:t>INVALID_CREDENTIALS (401) — user không t</w:t>
+      </w:r>
+      <w:r>
+        <w:rPr>
+          <w:sz w:val="20"/>
+          <w:szCs w:val="20"/>
+        </w:rPr>
+        <w:t>ồ</w:t>
+      </w:r>
+      <w:r>
+        <w:rPr>
+          <w:sz w:val="20"/>
+          <w:szCs w:val="20"/>
+        </w:rPr>
+        <w:t>n t</w:t>
+      </w:r>
+      <w:r>
+        <w:rPr>
+          <w:sz w:val="20"/>
+          <w:szCs w:val="20"/>
+        </w:rPr>
+        <w:t>ạ</w:t>
+      </w:r>
+      <w:r>
+        <w:rPr>
+          <w:sz w:val="20"/>
+          <w:szCs w:val="20"/>
+        </w:rPr>
+        <w:t>i HO</w:t>
+      </w:r>
+      <w:r>
+        <w:rPr>
+          <w:sz w:val="20"/>
+          <w:szCs w:val="20"/>
+        </w:rPr>
+        <w:t>Ặ</w:t>
+      </w:r>
+      <w:r>
+        <w:rPr>
+          <w:sz w:val="20"/>
+          <w:szCs w:val="20"/>
+        </w:rPr>
+        <w:t>C password sai. Message UAT đ</w:t>
+      </w:r>
+      <w:r>
+        <w:rPr>
+          <w:sz w:val="20"/>
+          <w:szCs w:val="20"/>
+        </w:rPr>
+        <w:t>ồ</w:t>
+      </w:r>
+      <w:r>
+        <w:rPr>
+          <w:sz w:val="20"/>
+          <w:szCs w:val="20"/>
+        </w:rPr>
+        <w:t>ng nh</w:t>
+      </w:r>
+      <w:r>
+        <w:rPr>
+          <w:sz w:val="20"/>
+          <w:szCs w:val="20"/>
+        </w:rPr>
+        <w:t>ấ</w:t>
+      </w:r>
+      <w:r>
+        <w:rPr>
+          <w:sz w:val="20"/>
+          <w:szCs w:val="20"/>
+        </w:rPr>
+        <w:t>t; KHÔNG phân bi</w:t>
+      </w:r>
+      <w:r>
+        <w:rPr>
+          <w:sz w:val="20"/>
+          <w:szCs w:val="20"/>
+        </w:rPr>
+        <w:t>ệ</w:t>
+      </w:r>
+      <w:r>
+        <w:rPr>
+          <w:sz w:val="20"/>
+          <w:szCs w:val="20"/>
+        </w:rPr>
+        <w:t>t “user không có” vs “sai pass” n</w:t>
+      </w:r>
+      <w:r>
+        <w:rPr>
+          <w:sz w:val="20"/>
+          <w:szCs w:val="20"/>
+        </w:rPr>
+        <w:t>ế</w:t>
+      </w:r>
+      <w:r>
+        <w:rPr>
+          <w:sz w:val="20"/>
+          <w:szCs w:val="20"/>
+        </w:rPr>
+        <w:t>u UAT đang g</w:t>
+      </w:r>
+      <w:r>
+        <w:rPr>
+          <w:sz w:val="20"/>
+          <w:szCs w:val="20"/>
+        </w:rPr>
+        <w:t>ộ</w:t>
+      </w:r>
+      <w:r>
+        <w:rPr>
+          <w:sz w:val="20"/>
+          <w:szCs w:val="20"/>
+        </w:rPr>
+        <w:t>p.</w:t>
       </w:r>
     </w:p>
     <w:p>
@@ -3946,7 +5782,21 @@
           <w:sz w:val="20"/>
           <w:szCs w:val="20"/>
         </w:rPr>
-        <w:t>ACCOUNT_DISABLED / BANNED / lock (403) — chỉ SAU khi credential đúng.</w:t>
+        <w:t>ACCOUNT_DISABLED / BANNED / lock (403) — ch</w:t>
+      </w:r>
+      <w:r>
+        <w:rPr>
+          <w:sz w:val="20"/>
+          <w:szCs w:val="20"/>
+        </w:rPr>
+        <w:t>ỉ</w:t>
+      </w:r>
+      <w:r>
+        <w:rPr>
+          <w:sz w:val="20"/>
+          <w:szCs w:val="20"/>
+        </w:rPr>
+        <w:t xml:space="preserve"> SAU khi credential đúng.</w:t>
       </w:r>
     </w:p>
     <w:p>
@@ -4030,7 +5880,63 @@
           <w:sz w:val="20"/>
           <w:szCs w:val="20"/>
         </w:rPr>
-        <w:t>Mục tiêu: không tiết lộ trạng thái account/tenant cho attacker đoán password.</w:t>
+        <w:t>M</w:t>
+      </w:r>
+      <w:r>
+        <w:rPr>
+          <w:sz w:val="20"/>
+          <w:szCs w:val="20"/>
+        </w:rPr>
+        <w:t>ụ</w:t>
+      </w:r>
+      <w:r>
+        <w:rPr>
+          <w:sz w:val="20"/>
+          <w:szCs w:val="20"/>
+        </w:rPr>
+        <w:t>c tiêu: không ti</w:t>
+      </w:r>
+      <w:r>
+        <w:rPr>
+          <w:sz w:val="20"/>
+          <w:szCs w:val="20"/>
+        </w:rPr>
+        <w:t>ế</w:t>
+      </w:r>
+      <w:r>
+        <w:rPr>
+          <w:sz w:val="20"/>
+          <w:szCs w:val="20"/>
+        </w:rPr>
+        <w:t>t l</w:t>
+      </w:r>
+      <w:r>
+        <w:rPr>
+          <w:sz w:val="20"/>
+          <w:szCs w:val="20"/>
+        </w:rPr>
+        <w:t>ộ</w:t>
+      </w:r>
+      <w:r>
+        <w:rPr>
+          <w:sz w:val="20"/>
+          <w:szCs w:val="20"/>
+        </w:rPr>
+        <w:t xml:space="preserve"> tr</w:t>
+      </w:r>
+      <w:r>
+        <w:rPr>
+          <w:sz w:val="20"/>
+          <w:szCs w:val="20"/>
+        </w:rPr>
+        <w:t>ạ</w:t>
+      </w:r>
+      <w:r>
+        <w:rPr>
+          <w:sz w:val="20"/>
+          <w:szCs w:val="20"/>
+        </w:rPr>
+        <w:t>ng thái account/tenant cho attacker đoán password.</w:t>
       </w:r>
     </w:p>
     <w:p>
@@ -4051,7 +5957,35 @@
           <w:sz w:val="20"/>
           <w:szCs w:val="20"/>
         </w:rPr>
-        <w:t>Test matrix W2 phải cover: wrong password trên user CHO_DUYET → vẫn 401 INVALID_CREDENTIALS, không 423.</w:t>
+        <w:t>Test matrix W2 ph</w:t>
+      </w:r>
+      <w:r>
+        <w:rPr>
+          <w:sz w:val="20"/>
+          <w:szCs w:val="20"/>
+        </w:rPr>
+        <w:t>ả</w:t>
+      </w:r>
+      <w:r>
+        <w:rPr>
+          <w:sz w:val="20"/>
+          <w:szCs w:val="20"/>
+        </w:rPr>
+        <w:t>i cover: wrong password trên user CHO_DUYET → v</w:t>
+      </w:r>
+      <w:r>
+        <w:rPr>
+          <w:sz w:val="20"/>
+          <w:szCs w:val="20"/>
+        </w:rPr>
+        <w:t>ẫ</w:t>
+      </w:r>
+      <w:r>
+        <w:rPr>
+          <w:sz w:val="20"/>
+          <w:szCs w:val="20"/>
+        </w:rPr>
+        <w:t>n 401 INVALID_CREDENTIALS, không 423.</w:t>
       </w:r>
     </w:p>
     <w:p>
@@ -4109,7 +6043,21 @@
           <w:sz w:val="20"/>
           <w:szCs w:val="20"/>
         </w:rPr>
-        <w:t>FE dual codes; UAT messages giữ.</w:t>
+        <w:t>FE dual codes; UAT messages gi</w:t>
+      </w:r>
+      <w:r>
+        <w:rPr>
+          <w:sz w:val="20"/>
+          <w:szCs w:val="20"/>
+        </w:rPr>
+        <w:t>ữ</w:t>
+      </w:r>
+      <w:r>
+        <w:rPr>
+          <w:sz w:val="20"/>
+          <w:szCs w:val="20"/>
+        </w:rPr>
+        <w:t>.</w:t>
       </w:r>
     </w:p>
     <w:p>
@@ -4331,7 +6279,21 @@
           <w:sz w:val="20"/>
           <w:szCs w:val="20"/>
         </w:rPr>
-        <w:t>PENDING notification worker (trước outbox table riêng).</w:t>
+        <w:t>PENDING notification worker (trư</w:t>
+      </w:r>
+      <w:r>
+        <w:rPr>
+          <w:sz w:val="20"/>
+          <w:szCs w:val="20"/>
+        </w:rPr>
+        <w:t>ớ</w:t>
+      </w:r>
+      <w:r>
+        <w:rPr>
+          <w:sz w:val="20"/>
+          <w:szCs w:val="20"/>
+        </w:rPr>
+        <w:t>c outbox table riêng).</w:t>
       </w:r>
     </w:p>
     <w:p>
@@ -4389,7 +6351,21 @@
           <w:sz w:val="20"/>
           <w:szCs w:val="20"/>
         </w:rPr>
-        <w:t>Postgres: SELECT … FOR UPDATE SKIP LOCKED (hoặc tương đương Prisma/$queryRaw an toàn).</w:t>
+        <w:t>Postgres: SELECT … FOR UPDATE SKIP LOCKED (ho</w:t>
+      </w:r>
+      <w:r>
+        <w:rPr>
+          <w:sz w:val="20"/>
+          <w:szCs w:val="20"/>
+        </w:rPr>
+        <w:t>ặ</w:t>
+      </w:r>
+      <w:r>
+        <w:rPr>
+          <w:sz w:val="20"/>
+          <w:szCs w:val="20"/>
+        </w:rPr>
+        <w:t>c tương đương Prisma/$queryRaw an toàn).</w:t>
       </w:r>
     </w:p>
     <w:p>
@@ -4410,7 +6386,63 @@
           <w:sz w:val="20"/>
           <w:szCs w:val="20"/>
         </w:rPr>
-        <w:t>Cập nhật status SENDING/LOCKED trước commit; gửi channel; SUCCESS/FAIL.</w:t>
+        <w:t>C</w:t>
+      </w:r>
+      <w:r>
+        <w:rPr>
+          <w:sz w:val="20"/>
+          <w:szCs w:val="20"/>
+        </w:rPr>
+        <w:t>ậ</w:t>
+      </w:r>
+      <w:r>
+        <w:rPr>
+          <w:sz w:val="20"/>
+          <w:szCs w:val="20"/>
+        </w:rPr>
+        <w:t>p nh</w:t>
+      </w:r>
+      <w:r>
+        <w:rPr>
+          <w:sz w:val="20"/>
+          <w:szCs w:val="20"/>
+        </w:rPr>
+        <w:t>ậ</w:t>
+      </w:r>
+      <w:r>
+        <w:rPr>
+          <w:sz w:val="20"/>
+          <w:szCs w:val="20"/>
+        </w:rPr>
+        <w:t>t status SENDING/LOCKED trư</w:t>
+      </w:r>
+      <w:r>
+        <w:rPr>
+          <w:sz w:val="20"/>
+          <w:szCs w:val="20"/>
+        </w:rPr>
+        <w:t>ớ</w:t>
+      </w:r>
+      <w:r>
+        <w:rPr>
+          <w:sz w:val="20"/>
+          <w:szCs w:val="20"/>
+        </w:rPr>
+        <w:t>c commit; g</w:t>
+      </w:r>
+      <w:r>
+        <w:rPr>
+          <w:sz w:val="20"/>
+          <w:szCs w:val="20"/>
+        </w:rPr>
+        <w:t>ử</w:t>
+      </w:r>
+      <w:r>
+        <w:rPr>
+          <w:sz w:val="20"/>
+          <w:szCs w:val="20"/>
+        </w:rPr>
+        <w:t>i channel; SUCCESS/FAIL.</w:t>
       </w:r>
     </w:p>
     <w:p>
@@ -4452,7 +6484,21 @@
           <w:sz w:val="20"/>
           <w:szCs w:val="20"/>
         </w:rPr>
-        <w:t>Idempotent send key (notification id) phía provider nếu có.</w:t>
+        <w:t>Idempotent send key (notification id) phía provider n</w:t>
+      </w:r>
+      <w:r>
+        <w:rPr>
+          <w:sz w:val="20"/>
+          <w:szCs w:val="20"/>
+        </w:rPr>
+        <w:t>ế</w:t>
+      </w:r>
+      <w:r>
+        <w:rPr>
+          <w:sz w:val="20"/>
+          <w:szCs w:val="20"/>
+        </w:rPr>
+        <w:t>u có.</w:t>
       </w:r>
     </w:p>
     <w:p>
@@ -4494,7 +6540,35 @@
           <w:sz w:val="20"/>
           <w:szCs w:val="20"/>
         </w:rPr>
-        <w:t>CHO_KICH_HOAT migration ticket hoặc map tạm documented.</w:t>
+        <w:t>CHO_KICH_HOAT migration ticket ho</w:t>
+      </w:r>
+      <w:r>
+        <w:rPr>
+          <w:sz w:val="20"/>
+          <w:szCs w:val="20"/>
+        </w:rPr>
+        <w:t>ặ</w:t>
+      </w:r>
+      <w:r>
+        <w:rPr>
+          <w:sz w:val="20"/>
+          <w:szCs w:val="20"/>
+        </w:rPr>
+        <w:t>c map t</w:t>
+      </w:r>
+      <w:r>
+        <w:rPr>
+          <w:sz w:val="20"/>
+          <w:szCs w:val="20"/>
+        </w:rPr>
+        <w:t>ạ</w:t>
+      </w:r>
+      <w:r>
+        <w:rPr>
+          <w:sz w:val="20"/>
+          <w:szCs w:val="20"/>
+        </w:rPr>
+        <w:t>m documented.</w:t>
       </w:r>
     </w:p>
     <w:p>
@@ -4515,7 +6589,21 @@
           <w:sz w:val="20"/>
           <w:szCs w:val="20"/>
         </w:rPr>
-        <w:t>Exit: SMTP fail không mất row; 2 worker không double-email same id.</w:t>
+        <w:t>Exit: SMTP fail không m</w:t>
+      </w:r>
+      <w:r>
+        <w:rPr>
+          <w:sz w:val="20"/>
+          <w:szCs w:val="20"/>
+        </w:rPr>
+        <w:t>ấ</w:t>
+      </w:r>
+      <w:r>
+        <w:rPr>
+          <w:sz w:val="20"/>
+          <w:szCs w:val="20"/>
+        </w:rPr>
+        <w:t>t row; 2 worker không double-email same id.</w:t>
       </w:r>
     </w:p>
     <w:p>
@@ -4594,7 +6682,21 @@
           <w:sz w:val="20"/>
           <w:szCs w:val="20"/>
         </w:rPr>
-        <w:t>Domain adopt AppError + tenantStatus dần.</w:t>
+        <w:t>Domain adopt AppError + tenantStatus d</w:t>
+      </w:r>
+      <w:r>
+        <w:rPr>
+          <w:sz w:val="20"/>
+          <w:szCs w:val="20"/>
+        </w:rPr>
+        <w:t>ầ</w:t>
+      </w:r>
+      <w:r>
+        <w:rPr>
+          <w:sz w:val="20"/>
+          <w:szCs w:val="20"/>
+        </w:rPr>
+        <w:t>n.</w:t>
       </w:r>
     </w:p>
     <w:p>
@@ -4784,7 +6886,61 @@
           <w:sz w:val="20"/>
           <w:szCs w:val="20"/>
         </w:rPr>
-        <w:t>Cấm đảo W1↔W2. Cấm W4 worker không lock khi multi-instance.</w:t>
+        <w:t>C</w:t>
+      </w:r>
+      <w:r>
+        <w:rPr>
+          <w:i/>
+          <w:iCs/>
+          <w:sz w:val="20"/>
+          <w:szCs w:val="20"/>
+        </w:rPr>
+        <w:t>ấ</w:t>
+      </w:r>
+      <w:r>
+        <w:rPr>
+          <w:i/>
+          <w:iCs/>
+          <w:sz w:val="20"/>
+          <w:szCs w:val="20"/>
+        </w:rPr>
+        <w:t>m đ</w:t>
+      </w:r>
+      <w:r>
+        <w:rPr>
+          <w:i/>
+          <w:iCs/>
+          <w:sz w:val="20"/>
+          <w:szCs w:val="20"/>
+        </w:rPr>
+        <w:t>ả</w:t>
+      </w:r>
+      <w:r>
+        <w:rPr>
+          <w:i/>
+          <w:iCs/>
+          <w:sz w:val="20"/>
+          <w:szCs w:val="20"/>
+        </w:rPr>
+        <w:t>o W1↔W2. C</w:t>
+      </w:r>
+      <w:r>
+        <w:rPr>
+          <w:i/>
+          <w:iCs/>
+          <w:sz w:val="20"/>
+          <w:szCs w:val="20"/>
+        </w:rPr>
+        <w:t>ấ</w:t>
+      </w:r>
+      <w:r>
+        <w:rPr>
+          <w:i/>
+          <w:iCs/>
+          <w:sz w:val="20"/>
+          <w:szCs w:val="20"/>
+        </w:rPr>
+        <w:t>m W4 worker không lock khi multi-instance.</w:t>
       </w:r>
     </w:p>
     <w:p>
@@ -7044,7 +9200,21 @@
           <w:sz w:val="20"/>
           <w:szCs w:val="20"/>
         </w:rPr>
-        <w:t>9. Test matrix (bổ sung v1.2)</w:t>
+        <w:t>9. Test matrix (b</w:t>
+      </w:r>
+      <w:r>
+        <w:rPr>
+          <w:sz w:val="20"/>
+          <w:szCs w:val="20"/>
+        </w:rPr>
+        <w:t>ổ</w:t>
+      </w:r>
+      <w:r>
+        <w:rPr>
+          <w:sz w:val="20"/>
+          <w:szCs w:val="20"/>
+        </w:rPr>
+        <w:t xml:space="preserve"> sung v1.2)</w:t>
       </w:r>
     </w:p>
     <w:p>
@@ -7081,7 +9251,35 @@
           <w:sz w:val="20"/>
           <w:szCs w:val="20"/>
         </w:rPr>
-        <w:t>Thiếu X-Correlation-Id → response vẫn có UUID.</w:t>
+        <w:t>Thi</w:t>
+      </w:r>
+      <w:r>
+        <w:rPr>
+          <w:sz w:val="20"/>
+          <w:szCs w:val="20"/>
+        </w:rPr>
+        <w:t>ế</w:t>
+      </w:r>
+      <w:r>
+        <w:rPr>
+          <w:sz w:val="20"/>
+          <w:szCs w:val="20"/>
+        </w:rPr>
+        <w:t>u X-Correlation-Id → response v</w:t>
+      </w:r>
+      <w:r>
+        <w:rPr>
+          <w:sz w:val="20"/>
+          <w:szCs w:val="20"/>
+        </w:rPr>
+        <w:t>ẫ</w:t>
+      </w:r>
+      <w:r>
+        <w:rPr>
+          <w:sz w:val="20"/>
+          <w:szCs w:val="20"/>
+        </w:rPr>
+        <w:t>n có UUID.</w:t>
       </w:r>
     </w:p>
     <w:p>
@@ -7261,7 +9459,21 @@
           <w:sz w:val="20"/>
           <w:szCs w:val="20"/>
         </w:rPr>
-        <w:t>Hai worker song song 1 PENDING → chỉ 1 send (SKIP LOCKED).</w:t>
+        <w:t>Hai worker song song 1 PENDING → ch</w:t>
+      </w:r>
+      <w:r>
+        <w:rPr>
+          <w:sz w:val="20"/>
+          <w:szCs w:val="20"/>
+        </w:rPr>
+        <w:t>ỉ</w:t>
+      </w:r>
+      <w:r>
+        <w:rPr>
+          <w:sz w:val="20"/>
+          <w:szCs w:val="20"/>
+        </w:rPr>
+        <w:t xml:space="preserve"> 1 send (SKIP LOCKED).</w:t>
       </w:r>
     </w:p>
     <w:p>
@@ -7277,7 +9489,21 @@
           <w:sz w:val="20"/>
           <w:szCs w:val="20"/>
         </w:rPr>
-        <w:t>10. Rủi ro</w:t>
+        <w:t>10. R</w:t>
+      </w:r>
+      <w:r>
+        <w:rPr>
+          <w:sz w:val="20"/>
+          <w:szCs w:val="20"/>
+        </w:rPr>
+        <w:t>ủ</w:t>
+      </w:r>
+      <w:r>
+        <w:rPr>
+          <w:sz w:val="20"/>
+          <w:szCs w:val="20"/>
+        </w:rPr>
+        <w:t>i ro</w:t>
       </w:r>
     </w:p>
     <w:tbl>
@@ -7340,7 +9566,27 @@
                 <w:sz w:val="20"/>
                 <w:szCs w:val="20"/>
               </w:rPr>
-              <w:t>Rủi ro</w:t>
+              <w:t>R</w:t>
+            </w:r>
+            <w:r>
+              <w:rPr>
+                <w:b/>
+                <w:bCs/>
+                <w:color w:val="FFFFFF"/>
+                <w:sz w:val="20"/>
+                <w:szCs w:val="20"/>
+              </w:rPr>
+              <w:t>ủ</w:t>
+            </w:r>
+            <w:r>
+              <w:rPr>
+                <w:b/>
+                <w:bCs/>
+                <w:color w:val="FFFFFF"/>
+                <w:sz w:val="20"/>
+                <w:szCs w:val="20"/>
+              </w:rPr>
+              <w:t>i ro</w:t>
             </w:r>
           </w:p>
         </w:tc>
@@ -7376,7 +9622,47 @@
                 <w:sz w:val="20"/>
                 <w:szCs w:val="20"/>
               </w:rPr>
-              <w:t>Giảm thiểu</w:t>
+              <w:t>Gi</w:t>
+            </w:r>
+            <w:r>
+              <w:rPr>
+                <w:b/>
+                <w:bCs/>
+                <w:color w:val="FFFFFF"/>
+                <w:sz w:val="20"/>
+                <w:szCs w:val="20"/>
+              </w:rPr>
+              <w:t>ả</w:t>
+            </w:r>
+            <w:r>
+              <w:rPr>
+                <w:b/>
+                <w:bCs/>
+                <w:color w:val="FFFFFF"/>
+                <w:sz w:val="20"/>
+                <w:szCs w:val="20"/>
+              </w:rPr>
+              <w:t>m thi</w:t>
+            </w:r>
+            <w:r>
+              <w:rPr>
+                <w:b/>
+                <w:bCs/>
+                <w:color w:val="FFFFFF"/>
+                <w:sz w:val="20"/>
+                <w:szCs w:val="20"/>
+              </w:rPr>
+              <w:t>ể</w:t>
+            </w:r>
+            <w:r>
+              <w:rPr>
+                <w:b/>
+                <w:bCs/>
+                <w:color w:val="FFFFFF"/>
+                <w:sz w:val="20"/>
+                <w:szCs w:val="20"/>
+              </w:rPr>
+              <w:t>u</w:t>
             </w:r>
           </w:p>
         </w:tc>
@@ -7491,7 +9777,23 @@
                 <w:sz w:val="20"/>
                 <w:szCs w:val="20"/>
               </w:rPr>
-              <w:t>Correlation muộn</w:t>
+              <w:t>Correlation mu</w:t>
+            </w:r>
+            <w:r>
+              <w:rPr>
+                <w:color w:val="000000"/>
+                <w:sz w:val="20"/>
+                <w:szCs w:val="20"/>
+              </w:rPr>
+              <w:t>ộ</w:t>
+            </w:r>
+            <w:r>
+              <w:rPr>
+                <w:color w:val="000000"/>
+                <w:sz w:val="20"/>
+                <w:szCs w:val="20"/>
+              </w:rPr>
+              <w:t>n</w:t>
             </w:r>
           </w:p>
         </w:tc>
@@ -7820,7 +10122,23 @@
                 <w:sz w:val="20"/>
                 <w:szCs w:val="20"/>
               </w:rPr>
-              <w:t>Chỉ Master v1.2 schedule</w:t>
+              <w:t>Ch</w:t>
+            </w:r>
+            <w:r>
+              <w:rPr>
+                <w:color w:val="000000"/>
+                <w:sz w:val="20"/>
+                <w:szCs w:val="20"/>
+              </w:rPr>
+              <w:t>ỉ</w:t>
+            </w:r>
+            <w:r>
+              <w:rPr>
+                <w:color w:val="000000"/>
+                <w:sz w:val="20"/>
+                <w:szCs w:val="20"/>
+              </w:rPr>
+              <w:t xml:space="preserve"> Master v1.2 schedule</w:t>
             </w:r>
           </w:p>
         </w:tc>
@@ -7839,7 +10157,35 @@
           <w:sz w:val="20"/>
           <w:szCs w:val="20"/>
         </w:rPr>
-        <w:t>11. Quyết định lock</w:t>
+        <w:t>11. Quy</w:t>
+      </w:r>
+      <w:r>
+        <w:rPr>
+          <w:sz w:val="20"/>
+          <w:szCs w:val="20"/>
+        </w:rPr>
+        <w:t>ế</w:t>
+      </w:r>
+      <w:r>
+        <w:rPr>
+          <w:sz w:val="20"/>
+          <w:szCs w:val="20"/>
+        </w:rPr>
+        <w:t>t đ</w:t>
+      </w:r>
+      <w:r>
+        <w:rPr>
+          <w:sz w:val="20"/>
+          <w:szCs w:val="20"/>
+        </w:rPr>
+        <w:t>ị</w:t>
+      </w:r>
+      <w:r>
+        <w:rPr>
+          <w:sz w:val="20"/>
+          <w:szCs w:val="20"/>
+        </w:rPr>
+        <w:t>nh lock</w:t>
       </w:r>
     </w:p>
     <w:p>
@@ -7860,7 +10206,21 @@
           <w:sz w:val="20"/>
           <w:szCs w:val="20"/>
         </w:rPr>
-        <w:t>Một Master schedule; SEC/CED impl = archive.</w:t>
+        <w:t>M</w:t>
+      </w:r>
+      <w:r>
+        <w:rPr>
+          <w:sz w:val="20"/>
+          <w:szCs w:val="20"/>
+        </w:rPr>
+        <w:t>ộ</w:t>
+      </w:r>
+      <w:r>
+        <w:rPr>
+          <w:sz w:val="20"/>
+          <w:szCs w:val="20"/>
+        </w:rPr>
+        <w:t>t Master schedule; SEC/CED impl = archive.</w:t>
       </w:r>
     </w:p>
     <w:p>
@@ -7881,7 +10241,21 @@
           <w:sz w:val="20"/>
           <w:szCs w:val="20"/>
         </w:rPr>
-        <w:t>W1 gộp: correlation FIRST + req.user + routes + handler + async.</w:t>
+        <w:t>W1 g</w:t>
+      </w:r>
+      <w:r>
+        <w:rPr>
+          <w:sz w:val="20"/>
+          <w:szCs w:val="20"/>
+        </w:rPr>
+        <w:t>ộ</w:t>
+      </w:r>
+      <w:r>
+        <w:rPr>
+          <w:sz w:val="20"/>
+          <w:szCs w:val="20"/>
+        </w:rPr>
+        <w:t>p: correlation FIRST + req.user + routes + handler + async.</w:t>
       </w:r>
     </w:p>
     <w:p>
@@ -7923,7 +10297,21 @@
           <w:sz w:val="20"/>
           <w:szCs w:val="20"/>
         </w:rPr>
-        <w:t>W4 PENDING + SKIP LOCKED trước outbox table.</w:t>
+        <w:t>W4 PENDING + SKIP LOCKED trư</w:t>
+      </w:r>
+      <w:r>
+        <w:rPr>
+          <w:sz w:val="20"/>
+          <w:szCs w:val="20"/>
+        </w:rPr>
+        <w:t>ớ</w:t>
+      </w:r>
+      <w:r>
+        <w:rPr>
+          <w:sz w:val="20"/>
+          <w:szCs w:val="20"/>
+        </w:rPr>
+        <w:t>c outbox table.</w:t>
       </w:r>
     </w:p>
     <w:p>
@@ -7986,7 +10374,21 @@
           <w:sz w:val="20"/>
           <w:szCs w:val="20"/>
         </w:rPr>
-        <w:t>legacy:true đến FE confirm canonical-only.</w:t>
+        <w:t>legacy:true đ</w:t>
+      </w:r>
+      <w:r>
+        <w:rPr>
+          <w:sz w:val="20"/>
+          <w:szCs w:val="20"/>
+        </w:rPr>
+        <w:t>ế</w:t>
+      </w:r>
+      <w:r>
+        <w:rPr>
+          <w:sz w:val="20"/>
+          <w:szCs w:val="20"/>
+        </w:rPr>
+        <w:t>n FE confirm canonical-only.</w:t>
       </w:r>
     </w:p>
     <w:p>
@@ -8023,7 +10425,21 @@
           <w:sz w:val="20"/>
           <w:szCs w:val="20"/>
         </w:rPr>
-        <w:t>Handoff mỗi wave: done / residual / next / SHAs / doctrine pins (SEC 1.1, CED 1.1, OPD 1.2, Master 1.2).</w:t>
+        <w:t>Handoff m</w:t>
+      </w:r>
+      <w:r>
+        <w:rPr>
+          <w:sz w:val="20"/>
+          <w:szCs w:val="20"/>
+        </w:rPr>
+        <w:t>ỗ</w:t>
+      </w:r>
+      <w:r>
+        <w:rPr>
+          <w:sz w:val="20"/>
+          <w:szCs w:val="20"/>
+        </w:rPr>
+        <w:t>i wave: done / residual / next / SHAs / doctrine pins (SEC 1.1, CED 1.1, OPD 1.2, Master 1.2).</w:t>
       </w:r>
     </w:p>
     <w:p>
@@ -8044,7 +10460,21 @@
           <w:sz w:val="20"/>
           <w:szCs w:val="20"/>
         </w:rPr>
-        <w:t>Sửa doctrine = version bump + ADR.</w:t>
+        <w:t>S</w:t>
+      </w:r>
+      <w:r>
+        <w:rPr>
+          <w:sz w:val="20"/>
+          <w:szCs w:val="20"/>
+        </w:rPr>
+        <w:t>ử</w:t>
+      </w:r>
+      <w:r>
+        <w:rPr>
+          <w:sz w:val="20"/>
+          <w:szCs w:val="20"/>
+        </w:rPr>
+        <w:t>a doctrine = version bump + ADR.</w:t>
       </w:r>
     </w:p>
     <w:p>
@@ -8099,7 +10529,43 @@
           <w:sz w:val="20"/>
           <w:szCs w:val="20"/>
         </w:rPr>
-        <w:t>Gold-standard path — bắt đầu ngay:</w:t>
+        <w:t>Gold-standard path — b</w:t>
+      </w:r>
+      <w:r>
+        <w:rPr>
+          <w:b/>
+          <w:bCs/>
+          <w:sz w:val="20"/>
+          <w:szCs w:val="20"/>
+        </w:rPr>
+        <w:t>ắ</w:t>
+      </w:r>
+      <w:r>
+        <w:rPr>
+          <w:b/>
+          <w:bCs/>
+          <w:sz w:val="20"/>
+          <w:szCs w:val="20"/>
+        </w:rPr>
+        <w:t>t đ</w:t>
+      </w:r>
+      <w:r>
+        <w:rPr>
+          <w:b/>
+          <w:bCs/>
+          <w:sz w:val="20"/>
+          <w:szCs w:val="20"/>
+        </w:rPr>
+        <w:t>ầ</w:t>
+      </w:r>
+      <w:r>
+        <w:rPr>
+          <w:b/>
+          <w:bCs/>
+          <w:sz w:val="20"/>
+          <w:szCs w:val="20"/>
+        </w:rPr>
+        <w:t>u ngay:</w:t>
       </w:r>
     </w:p>
     <w:p>
@@ -8141,7 +10607,35 @@
           <w:sz w:val="20"/>
           <w:szCs w:val="20"/>
         </w:rPr>
-        <w:t>Branch/PR chain W1 đúng thứ tự §6 (correlation-first → auth-mw → role → routes → handler → ctrl → handoff).</w:t>
+        <w:t>Branch/PR chain W1 đúng th</w:t>
+      </w:r>
+      <w:r>
+        <w:rPr>
+          <w:sz w:val="20"/>
+          <w:szCs w:val="20"/>
+        </w:rPr>
+        <w:t>ứ</w:t>
+      </w:r>
+      <w:r>
+        <w:rPr>
+          <w:sz w:val="20"/>
+          <w:szCs w:val="20"/>
+        </w:rPr>
+        <w:t xml:space="preserve"> t</w:t>
+      </w:r>
+      <w:r>
+        <w:rPr>
+          <w:sz w:val="20"/>
+          <w:szCs w:val="20"/>
+        </w:rPr>
+        <w:t>ự</w:t>
+      </w:r>
+      <w:r>
+        <w:rPr>
+          <w:sz w:val="20"/>
+          <w:szCs w:val="20"/>
+        </w:rPr>
+        <w:t xml:space="preserve"> §6 (correlation-first → auth-mw → role → routes → handler → ctrl → handoff).</w:t>
       </w:r>
     </w:p>
     <w:p>
@@ -8162,7 +10656,21 @@
           <w:sz w:val="20"/>
           <w:szCs w:val="20"/>
         </w:rPr>
-        <w:t>Không mở SEC Impl hay CED Impl như backlog song song.</w:t>
+        <w:t>Không m</w:t>
+      </w:r>
+      <w:r>
+        <w:rPr>
+          <w:sz w:val="20"/>
+          <w:szCs w:val="20"/>
+        </w:rPr>
+        <w:t>ở</w:t>
+      </w:r>
+      <w:r>
+        <w:rPr>
+          <w:sz w:val="20"/>
+          <w:szCs w:val="20"/>
+        </w:rPr>
+        <w:t xml:space="preserve"> SEC Impl hay CED Impl như backlog song song.</w:t>
       </w:r>
     </w:p>
     <w:p>
@@ -8196,7 +10704,35 @@
           <w:sz w:val="20"/>
           <w:szCs w:val="20"/>
         </w:rPr>
-        <w:t>14. Phụ lục — Handoff checklist</w:t>
+        <w:t>14. Ph</w:t>
+      </w:r>
+      <w:r>
+        <w:rPr>
+          <w:sz w:val="20"/>
+          <w:szCs w:val="20"/>
+        </w:rPr>
+        <w:t>ụ</w:t>
+      </w:r>
+      <w:r>
+        <w:rPr>
+          <w:sz w:val="20"/>
+          <w:szCs w:val="20"/>
+        </w:rPr>
+        <w:t xml:space="preserve"> l</w:t>
+      </w:r>
+      <w:r>
+        <w:rPr>
+          <w:sz w:val="20"/>
+          <w:szCs w:val="20"/>
+        </w:rPr>
+        <w:t>ụ</w:t>
+      </w:r>
+      <w:r>
+        <w:rPr>
+          <w:sz w:val="20"/>
+          <w:szCs w:val="20"/>
+        </w:rPr>
+        <w:t>c — Handoff checklist</w:t>
       </w:r>
     </w:p>
     <w:p>
@@ -8317,7 +10853,35 @@
           <w:sz w:val="20"/>
           <w:szCs w:val="20"/>
         </w:rPr>
-        <w:t>15. Kết luận</w:t>
+        <w:t>15. K</w:t>
+      </w:r>
+      <w:r>
+        <w:rPr>
+          <w:sz w:val="20"/>
+          <w:szCs w:val="20"/>
+        </w:rPr>
+        <w:t>ế</w:t>
+      </w:r>
+      <w:r>
+        <w:rPr>
+          <w:sz w:val="20"/>
+          <w:szCs w:val="20"/>
+        </w:rPr>
+        <w:t>t lu</w:t>
+      </w:r>
+      <w:r>
+        <w:rPr>
+          <w:sz w:val="20"/>
+          <w:szCs w:val="20"/>
+        </w:rPr>
+        <w:t>ậ</w:t>
+      </w:r>
+      <w:r>
+        <w:rPr>
+          <w:sz w:val="20"/>
+          <w:szCs w:val="20"/>
+        </w:rPr>
+        <w:t>n</w:t>
       </w:r>
     </w:p>
     <w:p>
@@ -8333,7 +10897,77 @@
           <w:sz w:val="20"/>
           <w:szCs w:val="20"/>
         </w:rPr>
-        <w:t>v1.1 đã unified SEC+CED+OPD. v1.2 chốt góc code-level: correlation đầu pipeline, asyncHandler an toàn context, login assert order chống leak, worker SKIP LOCKED. Đủ kickoff W0→W1 không chờ plan khác.</w:t>
+        <w:t>v1.1 đã unified SEC+CED+OPD. v1.2 ch</w:t>
+      </w:r>
+      <w:r>
+        <w:rPr>
+          <w:sz w:val="20"/>
+          <w:szCs w:val="20"/>
+        </w:rPr>
+        <w:t>ố</w:t>
+      </w:r>
+      <w:r>
+        <w:rPr>
+          <w:sz w:val="20"/>
+          <w:szCs w:val="20"/>
+        </w:rPr>
+        <w:t>t góc code-level: correlation đ</w:t>
+      </w:r>
+      <w:r>
+        <w:rPr>
+          <w:sz w:val="20"/>
+          <w:szCs w:val="20"/>
+        </w:rPr>
+        <w:t>ầ</w:t>
+      </w:r>
+      <w:r>
+        <w:rPr>
+          <w:sz w:val="20"/>
+          <w:szCs w:val="20"/>
+        </w:rPr>
+        <w:t>u pipeline, asyncHandler an toàn context, login assert order ch</w:t>
+      </w:r>
+      <w:r>
+        <w:rPr>
+          <w:sz w:val="20"/>
+          <w:szCs w:val="20"/>
+        </w:rPr>
+        <w:t>ố</w:t>
+      </w:r>
+      <w:r>
+        <w:rPr>
+          <w:sz w:val="20"/>
+          <w:szCs w:val="20"/>
+        </w:rPr>
+        <w:t>ng leak, worker SKIP LOCKED. Đ</w:t>
+      </w:r>
+      <w:r>
+        <w:rPr>
+          <w:sz w:val="20"/>
+          <w:szCs w:val="20"/>
+        </w:rPr>
+        <w:t>ủ</w:t>
+      </w:r>
+      <w:r>
+        <w:rPr>
+          <w:sz w:val="20"/>
+          <w:szCs w:val="20"/>
+        </w:rPr>
+        <w:t xml:space="preserve"> kickoff W0→W1 không ch</w:t>
+      </w:r>
+      <w:r>
+        <w:rPr>
+          <w:sz w:val="20"/>
+          <w:szCs w:val="20"/>
+        </w:rPr>
+        <w:t>ờ</w:t>
+      </w:r>
+      <w:r>
+        <w:rPr>
+          <w:sz w:val="20"/>
+          <w:szCs w:val="20"/>
+        </w:rPr>
+        <w:t xml:space="preserve"> plan khác.</w:t>
       </w:r>
     </w:p>
     <w:p>
@@ -8356,7 +10990,27 @@
           <w:sz w:val="20"/>
           <w:szCs w:val="20"/>
         </w:rPr>
-        <w:t>— HẾT MASTER IMPLEMENTATION PLAN v1.2.0 —</w:t>
+        <w:t>— H</w:t>
+      </w:r>
+      <w:r>
+        <w:rPr>
+          <w:b/>
+          <w:bCs/>
+          <w:color w:val="1F4E79"/>
+          <w:sz w:val="20"/>
+          <w:szCs w:val="20"/>
+        </w:rPr>
+        <w:t>Ế</w:t>
+      </w:r>
+      <w:r>
+        <w:rPr>
+          <w:b/>
+          <w:bCs/>
+          <w:color w:val="1F4E79"/>
+          <w:sz w:val="20"/>
+          <w:szCs w:val="20"/>
+        </w:rPr>
+        <w:t>T MASTER IMPLEMENTATION PLAN v1.2.0 —</w:t>
       </w:r>
     </w:p>
     <w:p>
